--- a/spa/docx/25.content.docx
+++ b/spa/docx/25.content.docx
@@ -28,22 +28,6 @@
       </w:r>
     </w:p>
     <w:p>
-      <w:pPr>
-        <w:pStyle w:val="Heading2"/>
-      </w:pPr>
-      <w:r>
-        <w:rPr>
-          <w:lang w:val="es_ES" w:bidi="es_ES"/>
-        </w:rPr>
-        <w:t>License Information</w:t>
-      </w:r>
-      <w:r>
-        <w:rPr>
-          <w:lang w:val="es_ES" w:bidi="es_ES"/>
-        </w:rPr>
-      </w:r>
-    </w:p>
-    <w:p>
       <w:pPr/>
       <w:r>
         <w:rPr>
@@ -61,13 +45,7 @@
         <w:rPr>
           <w:lang w:val="es_ES" w:bidi="es_ES"/>
         </w:rPr>
-        <w:t xml:space="preserve"> (Spanish) is based on</w:t>
-      </w:r>
-      <w:r>
-        <w:rPr>
-          <w:lang w:val="es_ES" w:bidi="es_ES"/>
-        </w:rPr>
-        <w:t xml:space="preserve">: </w:t>
+        <w:t xml:space="preserve"> (Spanish) is based on: </w:t>
       </w:r>
       <w:r>
         <w:rPr>
@@ -188,19 +166,6 @@
       <w:pPr>
         <w:pStyle w:val="Heading2"/>
       </w:pPr>
-      <w:r>
-        <w:rPr>
-          <w:lang w:val="es_ES" w:bidi="es_ES"/>
-        </w:rPr>
-      </w:r>
-    </w:p>
-    <w:p>
-      <w:pPr/>
-      <w:r>
-        <w:rPr>
-          <w:lang w:val="es_ES" w:bidi="es_ES"/>
-        </w:rPr>
-      </w:r>
       <w:r>
         <w:rPr>
           <w:lang w:val="es_ES" w:bidi="es_ES"/>

--- a/spa/docx/25.content.docx
+++ b/spa/docx/25.content.docx
@@ -45,19 +45,7 @@
         <w:rPr>
           <w:lang w:val="es_ES" w:bidi="es_ES"/>
         </w:rPr>
-        <w:t xml:space="preserve"> (Spanish) is based on: </w:t>
-      </w:r>
-      <w:r>
-        <w:rPr>
-          <w:lang w:val="es_ES" w:bidi="es_ES"/>
-        </w:rPr>
-        <w:t>Reina Valera 1909</w:t>
-      </w:r>
-      <w:r>
-        <w:rPr>
-          <w:lang w:val="es_ES" w:bidi="es_ES"/>
-        </w:rPr>
-        <w:t xml:space="preserve">, </w:t>
+        <w:t xml:space="preserve"> © 1909 </w:t>
       </w:r>
       <w:hyperlink r:id="rId13">
         <w:r>
@@ -75,9 +63,9 @@
         <w:rPr>
           <w:lang w:val="es_ES" w:bidi="es_ES"/>
         </w:rPr>
-        <w:t xml:space="preserve">, None, which is licensed under a </w:t>
-      </w:r>
-      <w:hyperlink r:id="rId14">
+        <w:t xml:space="preserve">, licensed under a </w:t>
+      </w:r>
+      <w:hyperlink r:id="rId13">
         <w:r>
           <w:rPr>
             <w:lang w:val="es_ES" w:bidi="es_ES"/>
@@ -94,25 +82,6 @@
           <w:lang w:val="es_ES" w:bidi="es_ES"/>
         </w:rPr>
         <w:t>.</w:t>
-      </w:r>
-      <w:r>
-        <w:rPr>
-          <w:lang w:val="es_ES" w:bidi="es_ES"/>
-        </w:rPr>
-      </w:r>
-    </w:p>
-    <w:p>
-      <w:pPr/>
-      <w:r>
-        <w:rPr>
-          <w:lang w:val="es_ES" w:bidi="es_ES"/>
-        </w:rPr>
-      </w:r>
-      <w:r>
-        <w:rPr>
-          <w:lang w:val="es_ES" w:bidi="es_ES"/>
-        </w:rPr>
-        <w:t>This PDF version is provided under the same license.</w:t>
       </w:r>
       <w:r>
         <w:rPr>
@@ -212,14 +181,6 @@
       </w:pPr>
     </w:p>
     <w:p>
-      <w:pPr/>
-      <w:r>
-        <w:rPr>
-          <w:lang w:val="es_ES" w:bidi="es_ES"/>
-        </w:rPr>
-      </w:r>
-    </w:p>
-    <w:p>
       <w:pPr>
         <w:pStyle w:val="Heading2"/>
       </w:pPr>
@@ -227,7 +188,7 @@
         <w:rPr>
           <w:lang w:val="es_ES" w:bidi="es_ES"/>
         </w:rPr>
-        <w:t>Lamentations 1:1</w:t>
+        <w:t>Lamentaciones 1:1</w:t>
       </w:r>
       <w:r>
         <w:rPr>
@@ -255,24 +216,6 @@
         </w:rPr>
         <w:t xml:space="preserve"> ¡CÓMO está sentada sola la ciudad populosa! La grande entre las naciones se ha vuelto como viuda, la señora de provincias es hecha tributaria.</w:t>
       </w:r>
-      <w:r>
-        <w:rPr>
-          <w:lang w:val="es_ES" w:bidi="es_ES"/>
-        </w:rPr>
-      </w:r>
-      <w:r>
-        <w:rPr>
-          <w:lang w:val="es_ES" w:bidi="es_ES"/>
-        </w:rPr>
-      </w:r>
-    </w:p>
-    <w:p>
-      <w:pPr/>
-      <w:r>
-        <w:rPr>
-          <w:lang w:val="es_ES" w:bidi="es_ES"/>
-        </w:rPr>
-      </w:r>
     </w:p>
     <w:p>
       <w:pPr/>
@@ -294,24 +237,6 @@
         </w:rPr>
         <w:t xml:space="preserve"> Amargamente llora en la noche, y sus lágrimas en sus mejillas; no tiene quien la consuele de todos sus amadores: todos sus amigos le faltaron, volviéronsele enemigos.</w:t>
       </w:r>
-      <w:r>
-        <w:rPr>
-          <w:lang w:val="es_ES" w:bidi="es_ES"/>
-        </w:rPr>
-      </w:r>
-      <w:r>
-        <w:rPr>
-          <w:lang w:val="es_ES" w:bidi="es_ES"/>
-        </w:rPr>
-      </w:r>
-    </w:p>
-    <w:p>
-      <w:pPr/>
-      <w:r>
-        <w:rPr>
-          <w:lang w:val="es_ES" w:bidi="es_ES"/>
-        </w:rPr>
-      </w:r>
     </w:p>
     <w:p>
       <w:pPr/>
@@ -333,24 +258,6 @@
         </w:rPr>
         <w:t xml:space="preserve"> Fuése Judá, á causa de la aflicción, y de la grandeza de servidumbre; ella moró entre las gentes, y no halló descanso: todos sus perseguidores la alcanzaron entre estrechuras.</w:t>
       </w:r>
-      <w:r>
-        <w:rPr>
-          <w:lang w:val="es_ES" w:bidi="es_ES"/>
-        </w:rPr>
-      </w:r>
-      <w:r>
-        <w:rPr>
-          <w:lang w:val="es_ES" w:bidi="es_ES"/>
-        </w:rPr>
-      </w:r>
-    </w:p>
-    <w:p>
-      <w:pPr/>
-      <w:r>
-        <w:rPr>
-          <w:lang w:val="es_ES" w:bidi="es_ES"/>
-        </w:rPr>
-      </w:r>
     </w:p>
     <w:p>
       <w:pPr/>
@@ -372,24 +279,6 @@
         </w:rPr>
         <w:t xml:space="preserve"> Las calzadas de Sión tienen luto, porque no hay quien venga á las solemnidades; todas sus puertas están asoladas, sus sacerdotes gimen, sus vírgenes afligidas, y ella tiene amargura.</w:t>
       </w:r>
-      <w:r>
-        <w:rPr>
-          <w:lang w:val="es_ES" w:bidi="es_ES"/>
-        </w:rPr>
-      </w:r>
-      <w:r>
-        <w:rPr>
-          <w:lang w:val="es_ES" w:bidi="es_ES"/>
-        </w:rPr>
-      </w:r>
-    </w:p>
-    <w:p>
-      <w:pPr/>
-      <w:r>
-        <w:rPr>
-          <w:lang w:val="es_ES" w:bidi="es_ES"/>
-        </w:rPr>
-      </w:r>
     </w:p>
     <w:p>
       <w:pPr/>
@@ -411,24 +300,6 @@
         </w:rPr>
         <w:t xml:space="preserve"> Sus enemigos han sido hechos cabeza, sus aborrecedores fueron prosperados; porque Jehová la afligió por la multitud de sus rebeliones: sus niños fueron en cautividad delante del enemigo.</w:t>
       </w:r>
-      <w:r>
-        <w:rPr>
-          <w:lang w:val="es_ES" w:bidi="es_ES"/>
-        </w:rPr>
-      </w:r>
-      <w:r>
-        <w:rPr>
-          <w:lang w:val="es_ES" w:bidi="es_ES"/>
-        </w:rPr>
-      </w:r>
-    </w:p>
-    <w:p>
-      <w:pPr/>
-      <w:r>
-        <w:rPr>
-          <w:lang w:val="es_ES" w:bidi="es_ES"/>
-        </w:rPr>
-      </w:r>
     </w:p>
     <w:p>
       <w:pPr/>
@@ -450,24 +321,6 @@
         </w:rPr>
         <w:t xml:space="preserve"> Fuése de la hija de Sión toda su hermosura: sus príncipes fueron como ciervos que no hallan pasto, y anduvieron sin fortaleza delante del perseguidor.</w:t>
       </w:r>
-      <w:r>
-        <w:rPr>
-          <w:lang w:val="es_ES" w:bidi="es_ES"/>
-        </w:rPr>
-      </w:r>
-      <w:r>
-        <w:rPr>
-          <w:lang w:val="es_ES" w:bidi="es_ES"/>
-        </w:rPr>
-      </w:r>
-    </w:p>
-    <w:p>
-      <w:pPr/>
-      <w:r>
-        <w:rPr>
-          <w:lang w:val="es_ES" w:bidi="es_ES"/>
-        </w:rPr>
-      </w:r>
     </w:p>
     <w:p>
       <w:pPr/>
@@ -489,24 +342,6 @@
         </w:rPr>
         <w:t xml:space="preserve"> Jerusalem, cuando cayó su pueblo en mano del enemigo y no hubo quien le ayudase, se acordó de los días de su aflicción, y de sus rebeliones, y de todas sus cosas deseables que tuvo desde los tiempos antiguos: miráronla los enemigos, y escarnecieron de sus sábados.</w:t>
       </w:r>
-      <w:r>
-        <w:rPr>
-          <w:lang w:val="es_ES" w:bidi="es_ES"/>
-        </w:rPr>
-      </w:r>
-      <w:r>
-        <w:rPr>
-          <w:lang w:val="es_ES" w:bidi="es_ES"/>
-        </w:rPr>
-      </w:r>
-    </w:p>
-    <w:p>
-      <w:pPr/>
-      <w:r>
-        <w:rPr>
-          <w:lang w:val="es_ES" w:bidi="es_ES"/>
-        </w:rPr>
-      </w:r>
     </w:p>
     <w:p>
       <w:pPr/>
@@ -528,24 +363,6 @@
         </w:rPr>
         <w:t xml:space="preserve"> Pecado cometió Jerusalem; por lo cual ella ha sido removida: todos los que la honraban la han menospreciado, porque vieron su vergüenza; y ella suspira, y se vuelve atrás.</w:t>
       </w:r>
-      <w:r>
-        <w:rPr>
-          <w:lang w:val="es_ES" w:bidi="es_ES"/>
-        </w:rPr>
-      </w:r>
-      <w:r>
-        <w:rPr>
-          <w:lang w:val="es_ES" w:bidi="es_ES"/>
-        </w:rPr>
-      </w:r>
-    </w:p>
-    <w:p>
-      <w:pPr/>
-      <w:r>
-        <w:rPr>
-          <w:lang w:val="es_ES" w:bidi="es_ES"/>
-        </w:rPr>
-      </w:r>
     </w:p>
     <w:p>
       <w:pPr/>
@@ -567,24 +384,6 @@
         </w:rPr>
         <w:t xml:space="preserve"> Sus inmundicias en sus faldas; no se acordó de su postrimería: por tanto ella ha descendido maravillosamente, no tiene consolador. Mira, oh Jehová, mi aflicción, porque el enemigo se ha engrandecido.</w:t>
       </w:r>
-      <w:r>
-        <w:rPr>
-          <w:lang w:val="es_ES" w:bidi="es_ES"/>
-        </w:rPr>
-      </w:r>
-      <w:r>
-        <w:rPr>
-          <w:lang w:val="es_ES" w:bidi="es_ES"/>
-        </w:rPr>
-      </w:r>
-    </w:p>
-    <w:p>
-      <w:pPr/>
-      <w:r>
-        <w:rPr>
-          <w:lang w:val="es_ES" w:bidi="es_ES"/>
-        </w:rPr>
-      </w:r>
     </w:p>
     <w:p>
       <w:pPr/>
@@ -606,24 +405,6 @@
         </w:rPr>
         <w:t xml:space="preserve"> Extendió su mano el enemigo á todas sus cosas preciosas; y ella ha visto entrar en su santuario las gentes, de las cuales mandaste que no entrasen en tu congregación.</w:t>
       </w:r>
-      <w:r>
-        <w:rPr>
-          <w:lang w:val="es_ES" w:bidi="es_ES"/>
-        </w:rPr>
-      </w:r>
-      <w:r>
-        <w:rPr>
-          <w:lang w:val="es_ES" w:bidi="es_ES"/>
-        </w:rPr>
-      </w:r>
-    </w:p>
-    <w:p>
-      <w:pPr/>
-      <w:r>
-        <w:rPr>
-          <w:lang w:val="es_ES" w:bidi="es_ES"/>
-        </w:rPr>
-      </w:r>
     </w:p>
     <w:p>
       <w:pPr/>
@@ -645,24 +426,6 @@
         </w:rPr>
         <w:t xml:space="preserve"> Todo su pueblo buscó su pan suspirando; dieron por la comida todas sus cosas preciosas, para entretener la vida. Mira, oh Jehová, y ve que estoy abatida.</w:t>
       </w:r>
-      <w:r>
-        <w:rPr>
-          <w:lang w:val="es_ES" w:bidi="es_ES"/>
-        </w:rPr>
-      </w:r>
-      <w:r>
-        <w:rPr>
-          <w:lang w:val="es_ES" w:bidi="es_ES"/>
-        </w:rPr>
-      </w:r>
-    </w:p>
-    <w:p>
-      <w:pPr/>
-      <w:r>
-        <w:rPr>
-          <w:lang w:val="es_ES" w:bidi="es_ES"/>
-        </w:rPr>
-      </w:r>
     </w:p>
     <w:p>
       <w:pPr/>
@@ -684,24 +447,6 @@
         </w:rPr>
         <w:t xml:space="preserve"> ¿No os conmueve á cuantos pasáis por el camino? Mirad, y ved si hay dolor como mi dolor que me ha venido; porque Jehová me ha angustiado en el día de la ira de su furor.</w:t>
       </w:r>
-      <w:r>
-        <w:rPr>
-          <w:lang w:val="es_ES" w:bidi="es_ES"/>
-        </w:rPr>
-      </w:r>
-      <w:r>
-        <w:rPr>
-          <w:lang w:val="es_ES" w:bidi="es_ES"/>
-        </w:rPr>
-      </w:r>
-    </w:p>
-    <w:p>
-      <w:pPr/>
-      <w:r>
-        <w:rPr>
-          <w:lang w:val="es_ES" w:bidi="es_ES"/>
-        </w:rPr>
-      </w:r>
     </w:p>
     <w:p>
       <w:pPr/>
@@ -723,24 +468,6 @@
         </w:rPr>
         <w:t xml:space="preserve"> Desde lo alto envió fuego en mis huesos, el cual se enseñoreó: ha extendido red á mis pies, tornóme atrás, púsome asolada, y que siempre tenga dolor.</w:t>
       </w:r>
-      <w:r>
-        <w:rPr>
-          <w:lang w:val="es_ES" w:bidi="es_ES"/>
-        </w:rPr>
-      </w:r>
-      <w:r>
-        <w:rPr>
-          <w:lang w:val="es_ES" w:bidi="es_ES"/>
-        </w:rPr>
-      </w:r>
-    </w:p>
-    <w:p>
-      <w:pPr/>
-      <w:r>
-        <w:rPr>
-          <w:lang w:val="es_ES" w:bidi="es_ES"/>
-        </w:rPr>
-      </w:r>
     </w:p>
     <w:p>
       <w:pPr/>
@@ -762,24 +489,6 @@
         </w:rPr>
         <w:t xml:space="preserve"> El yugo de mis rebeliones está ligado por su mano, enlazadas han subido sobre mi cerviz: ha hecho caer mis fuerzas: hame entregado el Señor en sus manos, contra quienes no podré levantarme.</w:t>
       </w:r>
-      <w:r>
-        <w:rPr>
-          <w:lang w:val="es_ES" w:bidi="es_ES"/>
-        </w:rPr>
-      </w:r>
-      <w:r>
-        <w:rPr>
-          <w:lang w:val="es_ES" w:bidi="es_ES"/>
-        </w:rPr>
-      </w:r>
-    </w:p>
-    <w:p>
-      <w:pPr/>
-      <w:r>
-        <w:rPr>
-          <w:lang w:val="es_ES" w:bidi="es_ES"/>
-        </w:rPr>
-      </w:r>
     </w:p>
     <w:p>
       <w:pPr/>
@@ -801,24 +510,6 @@
         </w:rPr>
         <w:t xml:space="preserve"> El Señor ha hollado todos mis fuertes en medio de mí; llamó contra mí compañía para quebrantar mis mancebos: como lagar ha pisado el Señor á la virgen hija de Judá.</w:t>
       </w:r>
-      <w:r>
-        <w:rPr>
-          <w:lang w:val="es_ES" w:bidi="es_ES"/>
-        </w:rPr>
-      </w:r>
-      <w:r>
-        <w:rPr>
-          <w:lang w:val="es_ES" w:bidi="es_ES"/>
-        </w:rPr>
-      </w:r>
-    </w:p>
-    <w:p>
-      <w:pPr/>
-      <w:r>
-        <w:rPr>
-          <w:lang w:val="es_ES" w:bidi="es_ES"/>
-        </w:rPr>
-      </w:r>
     </w:p>
     <w:p>
       <w:pPr/>
@@ -840,24 +531,6 @@
         </w:rPr>
         <w:t xml:space="preserve"> Por esta causa yo lloro; mis ojos, mis ojos fluyen aguas; porque se alejó de mí consolador que dé reposo á mi alma: mis hijos son destruídos, porque el enemigo prevaleció.</w:t>
       </w:r>
-      <w:r>
-        <w:rPr>
-          <w:lang w:val="es_ES" w:bidi="es_ES"/>
-        </w:rPr>
-      </w:r>
-      <w:r>
-        <w:rPr>
-          <w:lang w:val="es_ES" w:bidi="es_ES"/>
-        </w:rPr>
-      </w:r>
-    </w:p>
-    <w:p>
-      <w:pPr/>
-      <w:r>
-        <w:rPr>
-          <w:lang w:val="es_ES" w:bidi="es_ES"/>
-        </w:rPr>
-      </w:r>
     </w:p>
     <w:p>
       <w:pPr/>
@@ -879,24 +552,6 @@
         </w:rPr>
         <w:t xml:space="preserve"> Sión extendió sus manos, no tiene quien la consuele; Jehová dió mandamiento contra Jacob, que sus enemigos lo cercasen: Jerusalem fué en abominación entre ellos.</w:t>
       </w:r>
-      <w:r>
-        <w:rPr>
-          <w:lang w:val="es_ES" w:bidi="es_ES"/>
-        </w:rPr>
-      </w:r>
-      <w:r>
-        <w:rPr>
-          <w:lang w:val="es_ES" w:bidi="es_ES"/>
-        </w:rPr>
-      </w:r>
-    </w:p>
-    <w:p>
-      <w:pPr/>
-      <w:r>
-        <w:rPr>
-          <w:lang w:val="es_ES" w:bidi="es_ES"/>
-        </w:rPr>
-      </w:r>
     </w:p>
     <w:p>
       <w:pPr/>
@@ -918,24 +573,6 @@
         </w:rPr>
         <w:t xml:space="preserve"> Jehová es justo; que yo contra su boca me rebelé. Oid ahora, pueblos todos, y ved mi dolor: mis vírgenes y mis mancebos fueron en cautiverio.</w:t>
       </w:r>
-      <w:r>
-        <w:rPr>
-          <w:lang w:val="es_ES" w:bidi="es_ES"/>
-        </w:rPr>
-      </w:r>
-      <w:r>
-        <w:rPr>
-          <w:lang w:val="es_ES" w:bidi="es_ES"/>
-        </w:rPr>
-      </w:r>
-    </w:p>
-    <w:p>
-      <w:pPr/>
-      <w:r>
-        <w:rPr>
-          <w:lang w:val="es_ES" w:bidi="es_ES"/>
-        </w:rPr>
-      </w:r>
     </w:p>
     <w:p>
       <w:pPr/>
@@ -957,24 +594,6 @@
         </w:rPr>
         <w:t xml:space="preserve"> Dí voces á mis amadores, mas ellos me han engañado; mis sacerdotes y mis ancianos en la ciudad perecieron, buscando comida para sí con que entretener su vida.</w:t>
       </w:r>
-      <w:r>
-        <w:rPr>
-          <w:lang w:val="es_ES" w:bidi="es_ES"/>
-        </w:rPr>
-      </w:r>
-      <w:r>
-        <w:rPr>
-          <w:lang w:val="es_ES" w:bidi="es_ES"/>
-        </w:rPr>
-      </w:r>
-    </w:p>
-    <w:p>
-      <w:pPr/>
-      <w:r>
-        <w:rPr>
-          <w:lang w:val="es_ES" w:bidi="es_ES"/>
-        </w:rPr>
-      </w:r>
     </w:p>
     <w:p>
       <w:pPr/>
@@ -996,24 +615,6 @@
         </w:rPr>
         <w:t xml:space="preserve"> Mira, oh Jehová, que estoy atribulada: mis entrañas rugen, mi corazón está trastornado en medio de mí; porque me rebelé desaforadamente: de fuera deshijó el cuchillo, de dentro parece una muerte.</w:t>
       </w:r>
-      <w:r>
-        <w:rPr>
-          <w:lang w:val="es_ES" w:bidi="es_ES"/>
-        </w:rPr>
-      </w:r>
-      <w:r>
-        <w:rPr>
-          <w:lang w:val="es_ES" w:bidi="es_ES"/>
-        </w:rPr>
-      </w:r>
-    </w:p>
-    <w:p>
-      <w:pPr/>
-      <w:r>
-        <w:rPr>
-          <w:lang w:val="es_ES" w:bidi="es_ES"/>
-        </w:rPr>
-      </w:r>
     </w:p>
     <w:p>
       <w:pPr/>
@@ -1035,24 +636,6 @@
         </w:rPr>
         <w:t xml:space="preserve"> Oyeron que gemía, y no hay consolador para mí: todos mis enemigos han oído mi mal, se han holgado de que tú lo hiciste. Harás venir el día que has anunciado, y serán como yo.</w:t>
       </w:r>
-      <w:r>
-        <w:rPr>
-          <w:lang w:val="es_ES" w:bidi="es_ES"/>
-        </w:rPr>
-      </w:r>
-      <w:r>
-        <w:rPr>
-          <w:lang w:val="es_ES" w:bidi="es_ES"/>
-        </w:rPr>
-      </w:r>
-    </w:p>
-    <w:p>
-      <w:pPr/>
-      <w:r>
-        <w:rPr>
-          <w:lang w:val="es_ES" w:bidi="es_ES"/>
-        </w:rPr>
-      </w:r>
     </w:p>
     <w:p>
       <w:pPr/>
@@ -1074,24 +657,6 @@
         </w:rPr>
         <w:t xml:space="preserve"> Entre delante de ti toda su maldad, y haz con ellos como hiciste conmigo por todas mis rebeliones: porque muchos son mis suspiros, y mi corazón está doloroso.</w:t>
       </w:r>
-      <w:r>
-        <w:rPr>
-          <w:lang w:val="es_ES" w:bidi="es_ES"/>
-        </w:rPr>
-      </w:r>
-      <w:r>
-        <w:rPr>
-          <w:lang w:val="es_ES" w:bidi="es_ES"/>
-        </w:rPr>
-      </w:r>
-    </w:p>
-    <w:p>
-      <w:pPr/>
-      <w:r>
-        <w:rPr>
-          <w:lang w:val="es_ES" w:bidi="es_ES"/>
-        </w:rPr>
-      </w:r>
     </w:p>
     <w:p>
       <w:pPr>
@@ -1101,7 +666,7 @@
         <w:rPr>
           <w:lang w:val="es_ES" w:bidi="es_ES"/>
         </w:rPr>
-        <w:t>Lamentations 2:1</w:t>
+        <w:t>Lamentaciones 2:1</w:t>
       </w:r>
       <w:r>
         <w:rPr>
@@ -1129,24 +694,6 @@
         </w:rPr>
         <w:t xml:space="preserve"> ¡CÓMO oscureció el Señor en su furor á la hija de Sión! Derribó del cielo á la tierra la hermosura de Israel, y no se acordó del estrado de sus pies en el día de su ira.</w:t>
       </w:r>
-      <w:r>
-        <w:rPr>
-          <w:lang w:val="es_ES" w:bidi="es_ES"/>
-        </w:rPr>
-      </w:r>
-      <w:r>
-        <w:rPr>
-          <w:lang w:val="es_ES" w:bidi="es_ES"/>
-        </w:rPr>
-      </w:r>
-    </w:p>
-    <w:p>
-      <w:pPr/>
-      <w:r>
-        <w:rPr>
-          <w:lang w:val="es_ES" w:bidi="es_ES"/>
-        </w:rPr>
-      </w:r>
     </w:p>
     <w:p>
       <w:pPr/>
@@ -1168,24 +715,6 @@
         </w:rPr>
         <w:t xml:space="preserve"> Destruyó el Señor, y no perdonó; destruyó en su furor todas las tiendas de Jacob: echó por tierra las fortalezas de la hija de Judá, deslustró el reino y sus príncipes.</w:t>
       </w:r>
-      <w:r>
-        <w:rPr>
-          <w:lang w:val="es_ES" w:bidi="es_ES"/>
-        </w:rPr>
-      </w:r>
-      <w:r>
-        <w:rPr>
-          <w:lang w:val="es_ES" w:bidi="es_ES"/>
-        </w:rPr>
-      </w:r>
-    </w:p>
-    <w:p>
-      <w:pPr/>
-      <w:r>
-        <w:rPr>
-          <w:lang w:val="es_ES" w:bidi="es_ES"/>
-        </w:rPr>
-      </w:r>
     </w:p>
     <w:p>
       <w:pPr/>
@@ -1207,24 +736,6 @@
         </w:rPr>
         <w:t xml:space="preserve"> Cortó con el furor de su ira todo el cuerno de Israel; hizo volver atrás su diestra delante del enemigo; y encendióse en Jacob como llama de fuego que ha devorado en contorno.</w:t>
       </w:r>
-      <w:r>
-        <w:rPr>
-          <w:lang w:val="es_ES" w:bidi="es_ES"/>
-        </w:rPr>
-      </w:r>
-      <w:r>
-        <w:rPr>
-          <w:lang w:val="es_ES" w:bidi="es_ES"/>
-        </w:rPr>
-      </w:r>
-    </w:p>
-    <w:p>
-      <w:pPr/>
-      <w:r>
-        <w:rPr>
-          <w:lang w:val="es_ES" w:bidi="es_ES"/>
-        </w:rPr>
-      </w:r>
     </w:p>
     <w:p>
       <w:pPr/>
@@ -1246,24 +757,6 @@
         </w:rPr>
         <w:t xml:space="preserve"> Entesó su arco como enemigo, afirmó su mano derecha como adversario, y mató toda cosa hermosa á la vista: en la tienda de la hija de Sión derramó como fuego su enojo.</w:t>
       </w:r>
-      <w:r>
-        <w:rPr>
-          <w:lang w:val="es_ES" w:bidi="es_ES"/>
-        </w:rPr>
-      </w:r>
-      <w:r>
-        <w:rPr>
-          <w:lang w:val="es_ES" w:bidi="es_ES"/>
-        </w:rPr>
-      </w:r>
-    </w:p>
-    <w:p>
-      <w:pPr/>
-      <w:r>
-        <w:rPr>
-          <w:lang w:val="es_ES" w:bidi="es_ES"/>
-        </w:rPr>
-      </w:r>
     </w:p>
     <w:p>
       <w:pPr/>
@@ -1285,24 +778,6 @@
         </w:rPr>
         <w:t xml:space="preserve"> Fué el Señor como enemigo, destruyó á Israel; destruyó todos sus palacios, disipó sus fortalezas: y multiplicó en la hija de Judá la tristeza y lamento.</w:t>
       </w:r>
-      <w:r>
-        <w:rPr>
-          <w:lang w:val="es_ES" w:bidi="es_ES"/>
-        </w:rPr>
-      </w:r>
-      <w:r>
-        <w:rPr>
-          <w:lang w:val="es_ES" w:bidi="es_ES"/>
-        </w:rPr>
-      </w:r>
-    </w:p>
-    <w:p>
-      <w:pPr/>
-      <w:r>
-        <w:rPr>
-          <w:lang w:val="es_ES" w:bidi="es_ES"/>
-        </w:rPr>
-      </w:r>
     </w:p>
     <w:p>
       <w:pPr/>
@@ -1324,24 +799,6 @@
         </w:rPr>
         <w:t xml:space="preserve"> Y quitó su tienda como de un huerto, destruyó el lugar de su congregación: Jehová ha hecho olvidar en Sión solemnidades y sábados, y ha desechado en el furor de su ira rey y sacerdote.</w:t>
       </w:r>
-      <w:r>
-        <w:rPr>
-          <w:lang w:val="es_ES" w:bidi="es_ES"/>
-        </w:rPr>
-      </w:r>
-      <w:r>
-        <w:rPr>
-          <w:lang w:val="es_ES" w:bidi="es_ES"/>
-        </w:rPr>
-      </w:r>
-    </w:p>
-    <w:p>
-      <w:pPr/>
-      <w:r>
-        <w:rPr>
-          <w:lang w:val="es_ES" w:bidi="es_ES"/>
-        </w:rPr>
-      </w:r>
     </w:p>
     <w:p>
       <w:pPr/>
@@ -1363,24 +820,6 @@
         </w:rPr>
         <w:t xml:space="preserve"> Desechó el Señor su altar, menospreció su santuario, ha entregado en mano del enemigo los muros de sus palacios: dieron grita en la casa de Jehová como en día de fiesta.</w:t>
       </w:r>
-      <w:r>
-        <w:rPr>
-          <w:lang w:val="es_ES" w:bidi="es_ES"/>
-        </w:rPr>
-      </w:r>
-      <w:r>
-        <w:rPr>
-          <w:lang w:val="es_ES" w:bidi="es_ES"/>
-        </w:rPr>
-      </w:r>
-    </w:p>
-    <w:p>
-      <w:pPr/>
-      <w:r>
-        <w:rPr>
-          <w:lang w:val="es_ES" w:bidi="es_ES"/>
-        </w:rPr>
-      </w:r>
     </w:p>
     <w:p>
       <w:pPr/>
@@ -1402,24 +841,6 @@
         </w:rPr>
         <w:t xml:space="preserve"> Jehová determinó destruir el muro de la hija de Sión; extendió el cordel, no retrajo su mano de destruir: hizo pues, se lamentara el antemuro y el muro; fueron destruídos juntamente.</w:t>
       </w:r>
-      <w:r>
-        <w:rPr>
-          <w:lang w:val="es_ES" w:bidi="es_ES"/>
-        </w:rPr>
-      </w:r>
-      <w:r>
-        <w:rPr>
-          <w:lang w:val="es_ES" w:bidi="es_ES"/>
-        </w:rPr>
-      </w:r>
-    </w:p>
-    <w:p>
-      <w:pPr/>
-      <w:r>
-        <w:rPr>
-          <w:lang w:val="es_ES" w:bidi="es_ES"/>
-        </w:rPr>
-      </w:r>
     </w:p>
     <w:p>
       <w:pPr/>
@@ -1441,24 +862,6 @@
         </w:rPr>
         <w:t xml:space="preserve"> Sus puertas fueron echadas por tierra, destruyó y quebrantó sus cerrojos: su rey y sus príncipes están entre las gentes donde no hay ley; sus profetas tampoco hallaron visión de Jehová.</w:t>
       </w:r>
-      <w:r>
-        <w:rPr>
-          <w:lang w:val="es_ES" w:bidi="es_ES"/>
-        </w:rPr>
-      </w:r>
-      <w:r>
-        <w:rPr>
-          <w:lang w:val="es_ES" w:bidi="es_ES"/>
-        </w:rPr>
-      </w:r>
-    </w:p>
-    <w:p>
-      <w:pPr/>
-      <w:r>
-        <w:rPr>
-          <w:lang w:val="es_ES" w:bidi="es_ES"/>
-        </w:rPr>
-      </w:r>
     </w:p>
     <w:p>
       <w:pPr/>
@@ -1480,24 +883,6 @@
         </w:rPr>
         <w:t xml:space="preserve"> Sentáronse en tierra, callaron los ancianos de la hija de Sión; echaron polvo sobre sus cabezas, ciñéronse de saco; las vírgenes de Jerusalem bajaron sus cabezas á tierra.</w:t>
       </w:r>
-      <w:r>
-        <w:rPr>
-          <w:lang w:val="es_ES" w:bidi="es_ES"/>
-        </w:rPr>
-      </w:r>
-      <w:r>
-        <w:rPr>
-          <w:lang w:val="es_ES" w:bidi="es_ES"/>
-        </w:rPr>
-      </w:r>
-    </w:p>
-    <w:p>
-      <w:pPr/>
-      <w:r>
-        <w:rPr>
-          <w:lang w:val="es_ES" w:bidi="es_ES"/>
-        </w:rPr>
-      </w:r>
     </w:p>
     <w:p>
       <w:pPr/>
@@ -1519,24 +904,6 @@
         </w:rPr>
         <w:t xml:space="preserve"> Mis ojos desfallecieron de lágrimas, rugieron mis entrañas, mi hígado se derramó por tierra por el quebrantamiento de la hija de mi pueblo, cuando desfallecía el niño y el que mamaba, en las plazas de la ciudad.</w:t>
       </w:r>
-      <w:r>
-        <w:rPr>
-          <w:lang w:val="es_ES" w:bidi="es_ES"/>
-        </w:rPr>
-      </w:r>
-      <w:r>
-        <w:rPr>
-          <w:lang w:val="es_ES" w:bidi="es_ES"/>
-        </w:rPr>
-      </w:r>
-    </w:p>
-    <w:p>
-      <w:pPr/>
-      <w:r>
-        <w:rPr>
-          <w:lang w:val="es_ES" w:bidi="es_ES"/>
-        </w:rPr>
-      </w:r>
     </w:p>
     <w:p>
       <w:pPr/>
@@ -1558,24 +925,6 @@
         </w:rPr>
         <w:t xml:space="preserve"> Decían á sus madres: ¿Dónde está el trigo y el vino? Desfallecían como heridos en las calles de la ciudad, derramando sus almas en el regazo de sus madres.</w:t>
       </w:r>
-      <w:r>
-        <w:rPr>
-          <w:lang w:val="es_ES" w:bidi="es_ES"/>
-        </w:rPr>
-      </w:r>
-      <w:r>
-        <w:rPr>
-          <w:lang w:val="es_ES" w:bidi="es_ES"/>
-        </w:rPr>
-      </w:r>
-    </w:p>
-    <w:p>
-      <w:pPr/>
-      <w:r>
-        <w:rPr>
-          <w:lang w:val="es_ES" w:bidi="es_ES"/>
-        </w:rPr>
-      </w:r>
     </w:p>
     <w:p>
       <w:pPr/>
@@ -1597,24 +946,6 @@
         </w:rPr>
         <w:t xml:space="preserve"> ¿Qué testigo te traeré, ó á quién te haré semejante, hija de Jerusalem? ¿A quién te compararé para consolarte, oh virgen hija de Sión? Porque grande es tu quebrantamiento como la mar: ¿quién te medicinará?</w:t>
       </w:r>
-      <w:r>
-        <w:rPr>
-          <w:lang w:val="es_ES" w:bidi="es_ES"/>
-        </w:rPr>
-      </w:r>
-      <w:r>
-        <w:rPr>
-          <w:lang w:val="es_ES" w:bidi="es_ES"/>
-        </w:rPr>
-      </w:r>
-    </w:p>
-    <w:p>
-      <w:pPr/>
-      <w:r>
-        <w:rPr>
-          <w:lang w:val="es_ES" w:bidi="es_ES"/>
-        </w:rPr>
-      </w:r>
     </w:p>
     <w:p>
       <w:pPr/>
@@ -1636,24 +967,6 @@
         </w:rPr>
         <w:t xml:space="preserve"> Tus profetas vieron para ti vanidad y locura; y no descubrieron tu pecado para estorbar tu cautiverio, sino que te predicaron vanas profecías y extravíos.</w:t>
       </w:r>
-      <w:r>
-        <w:rPr>
-          <w:lang w:val="es_ES" w:bidi="es_ES"/>
-        </w:rPr>
-      </w:r>
-      <w:r>
-        <w:rPr>
-          <w:lang w:val="es_ES" w:bidi="es_ES"/>
-        </w:rPr>
-      </w:r>
-    </w:p>
-    <w:p>
-      <w:pPr/>
-      <w:r>
-        <w:rPr>
-          <w:lang w:val="es_ES" w:bidi="es_ES"/>
-        </w:rPr>
-      </w:r>
     </w:p>
     <w:p>
       <w:pPr/>
@@ -1675,24 +988,6 @@
         </w:rPr>
         <w:t xml:space="preserve"> Todos los que pasaban por el camino, batieron las manos sobre ti; silbaron, y movieron sus cabezas sobre la hija de Jerusalem, diciendo: ¿Es ésta la ciudad que decían de perfecta hermosura, el gozo de toda la tierra?</w:t>
       </w:r>
-      <w:r>
-        <w:rPr>
-          <w:lang w:val="es_ES" w:bidi="es_ES"/>
-        </w:rPr>
-      </w:r>
-      <w:r>
-        <w:rPr>
-          <w:lang w:val="es_ES" w:bidi="es_ES"/>
-        </w:rPr>
-      </w:r>
-    </w:p>
-    <w:p>
-      <w:pPr/>
-      <w:r>
-        <w:rPr>
-          <w:lang w:val="es_ES" w:bidi="es_ES"/>
-        </w:rPr>
-      </w:r>
     </w:p>
     <w:p>
       <w:pPr/>
@@ -1714,24 +1009,6 @@
         </w:rPr>
         <w:t xml:space="preserve"> Todos tus enemigos abrieron sobre ti su boca, silbaron, y rechinaron los dientes; dijeron: Devoremos: cierto éste es el día que esperábamos; lo hemos hallado, vímoslo.</w:t>
       </w:r>
-      <w:r>
-        <w:rPr>
-          <w:lang w:val="es_ES" w:bidi="es_ES"/>
-        </w:rPr>
-      </w:r>
-      <w:r>
-        <w:rPr>
-          <w:lang w:val="es_ES" w:bidi="es_ES"/>
-        </w:rPr>
-      </w:r>
-    </w:p>
-    <w:p>
-      <w:pPr/>
-      <w:r>
-        <w:rPr>
-          <w:lang w:val="es_ES" w:bidi="es_ES"/>
-        </w:rPr>
-      </w:r>
     </w:p>
     <w:p>
       <w:pPr/>
@@ -1753,24 +1030,6 @@
         </w:rPr>
         <w:t xml:space="preserve"> Jehová ha hecho lo que tenía determinado, ha cumplido su palabra que él había mandado desde tiempo antiguo: destruyó, y no perdonó; y alegró sobre ti al enemigo, y enalteció el cuerno de tus adversarios.</w:t>
       </w:r>
-      <w:r>
-        <w:rPr>
-          <w:lang w:val="es_ES" w:bidi="es_ES"/>
-        </w:rPr>
-      </w:r>
-      <w:r>
-        <w:rPr>
-          <w:lang w:val="es_ES" w:bidi="es_ES"/>
-        </w:rPr>
-      </w:r>
-    </w:p>
-    <w:p>
-      <w:pPr/>
-      <w:r>
-        <w:rPr>
-          <w:lang w:val="es_ES" w:bidi="es_ES"/>
-        </w:rPr>
-      </w:r>
     </w:p>
     <w:p>
       <w:pPr/>
@@ -1792,24 +1051,6 @@
         </w:rPr>
         <w:t xml:space="preserve"> El corazón de ellos clamaba al Señor: Oh muro de la hija de Sión, echa lágrimas como un arroyo día y noche; no descanses, ni cesen las niñas de tus ojos.</w:t>
       </w:r>
-      <w:r>
-        <w:rPr>
-          <w:lang w:val="es_ES" w:bidi="es_ES"/>
-        </w:rPr>
-      </w:r>
-      <w:r>
-        <w:rPr>
-          <w:lang w:val="es_ES" w:bidi="es_ES"/>
-        </w:rPr>
-      </w:r>
-    </w:p>
-    <w:p>
-      <w:pPr/>
-      <w:r>
-        <w:rPr>
-          <w:lang w:val="es_ES" w:bidi="es_ES"/>
-        </w:rPr>
-      </w:r>
     </w:p>
     <w:p>
       <w:pPr/>
@@ -1831,24 +1072,6 @@
         </w:rPr>
         <w:t xml:space="preserve"> Levántate, da voces en la noche, en el principio de las velas; derrama como agua tu corazón ante la presencia del Señor; alza tus manos á él por la vida de tus pequeñitos, que desfallecen de hambre en las entradas de todas las calles.</w:t>
       </w:r>
-      <w:r>
-        <w:rPr>
-          <w:lang w:val="es_ES" w:bidi="es_ES"/>
-        </w:rPr>
-      </w:r>
-      <w:r>
-        <w:rPr>
-          <w:lang w:val="es_ES" w:bidi="es_ES"/>
-        </w:rPr>
-      </w:r>
-    </w:p>
-    <w:p>
-      <w:pPr/>
-      <w:r>
-        <w:rPr>
-          <w:lang w:val="es_ES" w:bidi="es_ES"/>
-        </w:rPr>
-      </w:r>
     </w:p>
     <w:p>
       <w:pPr/>
@@ -1870,24 +1093,6 @@
         </w:rPr>
         <w:t xml:space="preserve"> Mira, oh Jehová, y considera á quién has hecho así. ¿Han de comer las mujeres su fruto, los pequeñitos de sus crías? ¿Han de ser muertos en el santuario del Señor el sacerdote y el profeta?</w:t>
       </w:r>
-      <w:r>
-        <w:rPr>
-          <w:lang w:val="es_ES" w:bidi="es_ES"/>
-        </w:rPr>
-      </w:r>
-      <w:r>
-        <w:rPr>
-          <w:lang w:val="es_ES" w:bidi="es_ES"/>
-        </w:rPr>
-      </w:r>
-    </w:p>
-    <w:p>
-      <w:pPr/>
-      <w:r>
-        <w:rPr>
-          <w:lang w:val="es_ES" w:bidi="es_ES"/>
-        </w:rPr>
-      </w:r>
     </w:p>
     <w:p>
       <w:pPr/>
@@ -1909,24 +1114,6 @@
         </w:rPr>
         <w:t xml:space="preserve"> Niños y viejos yacían por tierra en las calles; mis vírgenes y mis mancebos cayeron á cuchillo: mataste en el día de tu furor, degollaste, no perdonaste.</w:t>
       </w:r>
-      <w:r>
-        <w:rPr>
-          <w:lang w:val="es_ES" w:bidi="es_ES"/>
-        </w:rPr>
-      </w:r>
-      <w:r>
-        <w:rPr>
-          <w:lang w:val="es_ES" w:bidi="es_ES"/>
-        </w:rPr>
-      </w:r>
-    </w:p>
-    <w:p>
-      <w:pPr/>
-      <w:r>
-        <w:rPr>
-          <w:lang w:val="es_ES" w:bidi="es_ES"/>
-        </w:rPr>
-      </w:r>
     </w:p>
     <w:p>
       <w:pPr/>
@@ -1948,24 +1135,6 @@
         </w:rPr>
         <w:t xml:space="preserve"> Has llamado, como á día de solemnidad, mis temores de todas partes; y en el día del furor de Jehová no hubo quien escapase ni quedase vivo: los que crié y mantuve, mi enemigo los acabó.</w:t>
       </w:r>
-      <w:r>
-        <w:rPr>
-          <w:lang w:val="es_ES" w:bidi="es_ES"/>
-        </w:rPr>
-      </w:r>
-      <w:r>
-        <w:rPr>
-          <w:lang w:val="es_ES" w:bidi="es_ES"/>
-        </w:rPr>
-      </w:r>
-    </w:p>
-    <w:p>
-      <w:pPr/>
-      <w:r>
-        <w:rPr>
-          <w:lang w:val="es_ES" w:bidi="es_ES"/>
-        </w:rPr>
-      </w:r>
     </w:p>
     <w:p>
       <w:pPr>
@@ -1975,7 +1144,7 @@
         <w:rPr>
           <w:lang w:val="es_ES" w:bidi="es_ES"/>
         </w:rPr>
-        <w:t>Lamentations 3:1</w:t>
+        <w:t>Lamentaciones 3:1</w:t>
       </w:r>
       <w:r>
         <w:rPr>
@@ -2003,24 +1172,6 @@
         </w:rPr>
         <w:t xml:space="preserve"> YO soy el hombre que ha visto aflicción en la vara de su enojo.</w:t>
       </w:r>
-      <w:r>
-        <w:rPr>
-          <w:lang w:val="es_ES" w:bidi="es_ES"/>
-        </w:rPr>
-      </w:r>
-      <w:r>
-        <w:rPr>
-          <w:lang w:val="es_ES" w:bidi="es_ES"/>
-        </w:rPr>
-      </w:r>
-    </w:p>
-    <w:p>
-      <w:pPr/>
-      <w:r>
-        <w:rPr>
-          <w:lang w:val="es_ES" w:bidi="es_ES"/>
-        </w:rPr>
-      </w:r>
     </w:p>
     <w:p>
       <w:pPr/>
@@ -2042,24 +1193,6 @@
         </w:rPr>
         <w:t xml:space="preserve"> Guióme y llevóme en tinieblas, mas no en luz.</w:t>
       </w:r>
-      <w:r>
-        <w:rPr>
-          <w:lang w:val="es_ES" w:bidi="es_ES"/>
-        </w:rPr>
-      </w:r>
-      <w:r>
-        <w:rPr>
-          <w:lang w:val="es_ES" w:bidi="es_ES"/>
-        </w:rPr>
-      </w:r>
-    </w:p>
-    <w:p>
-      <w:pPr/>
-      <w:r>
-        <w:rPr>
-          <w:lang w:val="es_ES" w:bidi="es_ES"/>
-        </w:rPr>
-      </w:r>
     </w:p>
     <w:p>
       <w:pPr/>
@@ -2081,24 +1214,6 @@
         </w:rPr>
         <w:t xml:space="preserve"> Ciertamente contra mí volvió y revolvió su mano todo el día.</w:t>
       </w:r>
-      <w:r>
-        <w:rPr>
-          <w:lang w:val="es_ES" w:bidi="es_ES"/>
-        </w:rPr>
-      </w:r>
-      <w:r>
-        <w:rPr>
-          <w:lang w:val="es_ES" w:bidi="es_ES"/>
-        </w:rPr>
-      </w:r>
-    </w:p>
-    <w:p>
-      <w:pPr/>
-      <w:r>
-        <w:rPr>
-          <w:lang w:val="es_ES" w:bidi="es_ES"/>
-        </w:rPr>
-      </w:r>
     </w:p>
     <w:p>
       <w:pPr/>
@@ -2120,24 +1235,6 @@
         </w:rPr>
         <w:t xml:space="preserve"> Hizo envejecer mi carne y mi piel; quebrantó mis huesos.</w:t>
       </w:r>
-      <w:r>
-        <w:rPr>
-          <w:lang w:val="es_ES" w:bidi="es_ES"/>
-        </w:rPr>
-      </w:r>
-      <w:r>
-        <w:rPr>
-          <w:lang w:val="es_ES" w:bidi="es_ES"/>
-        </w:rPr>
-      </w:r>
-    </w:p>
-    <w:p>
-      <w:pPr/>
-      <w:r>
-        <w:rPr>
-          <w:lang w:val="es_ES" w:bidi="es_ES"/>
-        </w:rPr>
-      </w:r>
     </w:p>
     <w:p>
       <w:pPr/>
@@ -2159,24 +1256,6 @@
         </w:rPr>
         <w:t xml:space="preserve"> Edificó contra mí, y cercóme de tósigo y de trabajo.</w:t>
       </w:r>
-      <w:r>
-        <w:rPr>
-          <w:lang w:val="es_ES" w:bidi="es_ES"/>
-        </w:rPr>
-      </w:r>
-      <w:r>
-        <w:rPr>
-          <w:lang w:val="es_ES" w:bidi="es_ES"/>
-        </w:rPr>
-      </w:r>
-    </w:p>
-    <w:p>
-      <w:pPr/>
-      <w:r>
-        <w:rPr>
-          <w:lang w:val="es_ES" w:bidi="es_ES"/>
-        </w:rPr>
-      </w:r>
     </w:p>
     <w:p>
       <w:pPr/>
@@ -2198,24 +1277,6 @@
         </w:rPr>
         <w:t xml:space="preserve"> Asentóme en oscuridades, como los ya muertos de mucho tiempo.</w:t>
       </w:r>
-      <w:r>
-        <w:rPr>
-          <w:lang w:val="es_ES" w:bidi="es_ES"/>
-        </w:rPr>
-      </w:r>
-      <w:r>
-        <w:rPr>
-          <w:lang w:val="es_ES" w:bidi="es_ES"/>
-        </w:rPr>
-      </w:r>
-    </w:p>
-    <w:p>
-      <w:pPr/>
-      <w:r>
-        <w:rPr>
-          <w:lang w:val="es_ES" w:bidi="es_ES"/>
-        </w:rPr>
-      </w:r>
     </w:p>
     <w:p>
       <w:pPr/>
@@ -2237,24 +1298,6 @@
         </w:rPr>
         <w:t xml:space="preserve"> Cercóme por todos lados, y no puedo salir; agravó mis grillos.</w:t>
       </w:r>
-      <w:r>
-        <w:rPr>
-          <w:lang w:val="es_ES" w:bidi="es_ES"/>
-        </w:rPr>
-      </w:r>
-      <w:r>
-        <w:rPr>
-          <w:lang w:val="es_ES" w:bidi="es_ES"/>
-        </w:rPr>
-      </w:r>
-    </w:p>
-    <w:p>
-      <w:pPr/>
-      <w:r>
-        <w:rPr>
-          <w:lang w:val="es_ES" w:bidi="es_ES"/>
-        </w:rPr>
-      </w:r>
     </w:p>
     <w:p>
       <w:pPr/>
@@ -2276,24 +1319,6 @@
         </w:rPr>
         <w:t xml:space="preserve"> Aun cuando clamé y dí voces, cerro los oídos á mi oración.</w:t>
       </w:r>
-      <w:r>
-        <w:rPr>
-          <w:lang w:val="es_ES" w:bidi="es_ES"/>
-        </w:rPr>
-      </w:r>
-      <w:r>
-        <w:rPr>
-          <w:lang w:val="es_ES" w:bidi="es_ES"/>
-        </w:rPr>
-      </w:r>
-    </w:p>
-    <w:p>
-      <w:pPr/>
-      <w:r>
-        <w:rPr>
-          <w:lang w:val="es_ES" w:bidi="es_ES"/>
-        </w:rPr>
-      </w:r>
     </w:p>
     <w:p>
       <w:pPr/>
@@ -2315,24 +1340,6 @@
         </w:rPr>
         <w:t xml:space="preserve"> Cercó mis caminos con piedra tajada, torció mis senderos.</w:t>
       </w:r>
-      <w:r>
-        <w:rPr>
-          <w:lang w:val="es_ES" w:bidi="es_ES"/>
-        </w:rPr>
-      </w:r>
-      <w:r>
-        <w:rPr>
-          <w:lang w:val="es_ES" w:bidi="es_ES"/>
-        </w:rPr>
-      </w:r>
-    </w:p>
-    <w:p>
-      <w:pPr/>
-      <w:r>
-        <w:rPr>
-          <w:lang w:val="es_ES" w:bidi="es_ES"/>
-        </w:rPr>
-      </w:r>
     </w:p>
     <w:p>
       <w:pPr/>
@@ -2354,24 +1361,6 @@
         </w:rPr>
         <w:t xml:space="preserve"> Como oso que acecha fué para mí, como león en escondrijos.</w:t>
       </w:r>
-      <w:r>
-        <w:rPr>
-          <w:lang w:val="es_ES" w:bidi="es_ES"/>
-        </w:rPr>
-      </w:r>
-      <w:r>
-        <w:rPr>
-          <w:lang w:val="es_ES" w:bidi="es_ES"/>
-        </w:rPr>
-      </w:r>
-    </w:p>
-    <w:p>
-      <w:pPr/>
-      <w:r>
-        <w:rPr>
-          <w:lang w:val="es_ES" w:bidi="es_ES"/>
-        </w:rPr>
-      </w:r>
     </w:p>
     <w:p>
       <w:pPr/>
@@ -2393,24 +1382,6 @@
         </w:rPr>
         <w:t xml:space="preserve"> Torció mis caminos, y depedazóme; tornóme asolado.</w:t>
       </w:r>
-      <w:r>
-        <w:rPr>
-          <w:lang w:val="es_ES" w:bidi="es_ES"/>
-        </w:rPr>
-      </w:r>
-      <w:r>
-        <w:rPr>
-          <w:lang w:val="es_ES" w:bidi="es_ES"/>
-        </w:rPr>
-      </w:r>
-    </w:p>
-    <w:p>
-      <w:pPr/>
-      <w:r>
-        <w:rPr>
-          <w:lang w:val="es_ES" w:bidi="es_ES"/>
-        </w:rPr>
-      </w:r>
     </w:p>
     <w:p>
       <w:pPr/>
@@ -2432,24 +1403,6 @@
         </w:rPr>
         <w:t xml:space="preserve"> Su arco entesó, y púsome como blanco á la saeta.</w:t>
       </w:r>
-      <w:r>
-        <w:rPr>
-          <w:lang w:val="es_ES" w:bidi="es_ES"/>
-        </w:rPr>
-      </w:r>
-      <w:r>
-        <w:rPr>
-          <w:lang w:val="es_ES" w:bidi="es_ES"/>
-        </w:rPr>
-      </w:r>
-    </w:p>
-    <w:p>
-      <w:pPr/>
-      <w:r>
-        <w:rPr>
-          <w:lang w:val="es_ES" w:bidi="es_ES"/>
-        </w:rPr>
-      </w:r>
     </w:p>
     <w:p>
       <w:pPr/>
@@ -2471,24 +1424,6 @@
         </w:rPr>
         <w:t xml:space="preserve"> Hizo entrar en mis riñones las saetas de su aljaba.</w:t>
       </w:r>
-      <w:r>
-        <w:rPr>
-          <w:lang w:val="es_ES" w:bidi="es_ES"/>
-        </w:rPr>
-      </w:r>
-      <w:r>
-        <w:rPr>
-          <w:lang w:val="es_ES" w:bidi="es_ES"/>
-        </w:rPr>
-      </w:r>
-    </w:p>
-    <w:p>
-      <w:pPr/>
-      <w:r>
-        <w:rPr>
-          <w:lang w:val="es_ES" w:bidi="es_ES"/>
-        </w:rPr>
-      </w:r>
     </w:p>
     <w:p>
       <w:pPr/>
@@ -2510,24 +1445,6 @@
         </w:rPr>
         <w:t xml:space="preserve"> Fuí escarnio á todo mi pueblo, canción de ellos todos los días.</w:t>
       </w:r>
-      <w:r>
-        <w:rPr>
-          <w:lang w:val="es_ES" w:bidi="es_ES"/>
-        </w:rPr>
-      </w:r>
-      <w:r>
-        <w:rPr>
-          <w:lang w:val="es_ES" w:bidi="es_ES"/>
-        </w:rPr>
-      </w:r>
-    </w:p>
-    <w:p>
-      <w:pPr/>
-      <w:r>
-        <w:rPr>
-          <w:lang w:val="es_ES" w:bidi="es_ES"/>
-        </w:rPr>
-      </w:r>
     </w:p>
     <w:p>
       <w:pPr/>
@@ -2549,24 +1466,6 @@
         </w:rPr>
         <w:t xml:space="preserve"> Hartóme de amarguras, embriagóme de ajenjos.</w:t>
       </w:r>
-      <w:r>
-        <w:rPr>
-          <w:lang w:val="es_ES" w:bidi="es_ES"/>
-        </w:rPr>
-      </w:r>
-      <w:r>
-        <w:rPr>
-          <w:lang w:val="es_ES" w:bidi="es_ES"/>
-        </w:rPr>
-      </w:r>
-    </w:p>
-    <w:p>
-      <w:pPr/>
-      <w:r>
-        <w:rPr>
-          <w:lang w:val="es_ES" w:bidi="es_ES"/>
-        </w:rPr>
-      </w:r>
     </w:p>
     <w:p>
       <w:pPr/>
@@ -2588,24 +1487,6 @@
         </w:rPr>
         <w:t xml:space="preserve"> Quebróme los dientes con cascajo, cubrióme de ceniza.</w:t>
       </w:r>
-      <w:r>
-        <w:rPr>
-          <w:lang w:val="es_ES" w:bidi="es_ES"/>
-        </w:rPr>
-      </w:r>
-      <w:r>
-        <w:rPr>
-          <w:lang w:val="es_ES" w:bidi="es_ES"/>
-        </w:rPr>
-      </w:r>
-    </w:p>
-    <w:p>
-      <w:pPr/>
-      <w:r>
-        <w:rPr>
-          <w:lang w:val="es_ES" w:bidi="es_ES"/>
-        </w:rPr>
-      </w:r>
     </w:p>
     <w:p>
       <w:pPr/>
@@ -2627,24 +1508,6 @@
         </w:rPr>
         <w:t xml:space="preserve"> Y mi alma se alejó de la paz, olvidéme del bien.</w:t>
       </w:r>
-      <w:r>
-        <w:rPr>
-          <w:lang w:val="es_ES" w:bidi="es_ES"/>
-        </w:rPr>
-      </w:r>
-      <w:r>
-        <w:rPr>
-          <w:lang w:val="es_ES" w:bidi="es_ES"/>
-        </w:rPr>
-      </w:r>
-    </w:p>
-    <w:p>
-      <w:pPr/>
-      <w:r>
-        <w:rPr>
-          <w:lang w:val="es_ES" w:bidi="es_ES"/>
-        </w:rPr>
-      </w:r>
     </w:p>
     <w:p>
       <w:pPr/>
@@ -2666,24 +1529,6 @@
         </w:rPr>
         <w:t xml:space="preserve"> Y dije: Pereció mi fortaleza, y mi esperanza de Jehová.</w:t>
       </w:r>
-      <w:r>
-        <w:rPr>
-          <w:lang w:val="es_ES" w:bidi="es_ES"/>
-        </w:rPr>
-      </w:r>
-      <w:r>
-        <w:rPr>
-          <w:lang w:val="es_ES" w:bidi="es_ES"/>
-        </w:rPr>
-      </w:r>
-    </w:p>
-    <w:p>
-      <w:pPr/>
-      <w:r>
-        <w:rPr>
-          <w:lang w:val="es_ES" w:bidi="es_ES"/>
-        </w:rPr>
-      </w:r>
     </w:p>
     <w:p>
       <w:pPr/>
@@ -2705,24 +1550,6 @@
         </w:rPr>
         <w:t xml:space="preserve"> Acuérdate de mi aflicción y de mi abatimiento, del ajenjo y de la hiel.</w:t>
       </w:r>
-      <w:r>
-        <w:rPr>
-          <w:lang w:val="es_ES" w:bidi="es_ES"/>
-        </w:rPr>
-      </w:r>
-      <w:r>
-        <w:rPr>
-          <w:lang w:val="es_ES" w:bidi="es_ES"/>
-        </w:rPr>
-      </w:r>
-    </w:p>
-    <w:p>
-      <w:pPr/>
-      <w:r>
-        <w:rPr>
-          <w:lang w:val="es_ES" w:bidi="es_ES"/>
-        </w:rPr>
-      </w:r>
     </w:p>
     <w:p>
       <w:pPr/>
@@ -2744,24 +1571,6 @@
         </w:rPr>
         <w:t xml:space="preserve"> Tendrálo aún en memoria mi alma, porque en mí está humillada.</w:t>
       </w:r>
-      <w:r>
-        <w:rPr>
-          <w:lang w:val="es_ES" w:bidi="es_ES"/>
-        </w:rPr>
-      </w:r>
-      <w:r>
-        <w:rPr>
-          <w:lang w:val="es_ES" w:bidi="es_ES"/>
-        </w:rPr>
-      </w:r>
-    </w:p>
-    <w:p>
-      <w:pPr/>
-      <w:r>
-        <w:rPr>
-          <w:lang w:val="es_ES" w:bidi="es_ES"/>
-        </w:rPr>
-      </w:r>
     </w:p>
     <w:p>
       <w:pPr/>
@@ -2783,24 +1592,6 @@
         </w:rPr>
         <w:t xml:space="preserve"> Esto reduciré á mi corazón, por lo cual esperaré.</w:t>
       </w:r>
-      <w:r>
-        <w:rPr>
-          <w:lang w:val="es_ES" w:bidi="es_ES"/>
-        </w:rPr>
-      </w:r>
-      <w:r>
-        <w:rPr>
-          <w:lang w:val="es_ES" w:bidi="es_ES"/>
-        </w:rPr>
-      </w:r>
-    </w:p>
-    <w:p>
-      <w:pPr/>
-      <w:r>
-        <w:rPr>
-          <w:lang w:val="es_ES" w:bidi="es_ES"/>
-        </w:rPr>
-      </w:r>
     </w:p>
     <w:p>
       <w:pPr/>
@@ -2822,24 +1613,6 @@
         </w:rPr>
         <w:t xml:space="preserve"> Es por la misericordia de Jehová que no somos consumidos, porque nunca decayeron sus misericordias.</w:t>
       </w:r>
-      <w:r>
-        <w:rPr>
-          <w:lang w:val="es_ES" w:bidi="es_ES"/>
-        </w:rPr>
-      </w:r>
-      <w:r>
-        <w:rPr>
-          <w:lang w:val="es_ES" w:bidi="es_ES"/>
-        </w:rPr>
-      </w:r>
-    </w:p>
-    <w:p>
-      <w:pPr/>
-      <w:r>
-        <w:rPr>
-          <w:lang w:val="es_ES" w:bidi="es_ES"/>
-        </w:rPr>
-      </w:r>
     </w:p>
     <w:p>
       <w:pPr/>
@@ -2861,24 +1634,6 @@
         </w:rPr>
         <w:t xml:space="preserve"> Nuevas son cada mañana; grande es tu fidelidad.</w:t>
       </w:r>
-      <w:r>
-        <w:rPr>
-          <w:lang w:val="es_ES" w:bidi="es_ES"/>
-        </w:rPr>
-      </w:r>
-      <w:r>
-        <w:rPr>
-          <w:lang w:val="es_ES" w:bidi="es_ES"/>
-        </w:rPr>
-      </w:r>
-    </w:p>
-    <w:p>
-      <w:pPr/>
-      <w:r>
-        <w:rPr>
-          <w:lang w:val="es_ES" w:bidi="es_ES"/>
-        </w:rPr>
-      </w:r>
     </w:p>
     <w:p>
       <w:pPr/>
@@ -2900,24 +1655,6 @@
         </w:rPr>
         <w:t xml:space="preserve"> Mi parte es Jehová, dijo mi alma; por tanto en él esperaré.</w:t>
       </w:r>
-      <w:r>
-        <w:rPr>
-          <w:lang w:val="es_ES" w:bidi="es_ES"/>
-        </w:rPr>
-      </w:r>
-      <w:r>
-        <w:rPr>
-          <w:lang w:val="es_ES" w:bidi="es_ES"/>
-        </w:rPr>
-      </w:r>
-    </w:p>
-    <w:p>
-      <w:pPr/>
-      <w:r>
-        <w:rPr>
-          <w:lang w:val="es_ES" w:bidi="es_ES"/>
-        </w:rPr>
-      </w:r>
     </w:p>
     <w:p>
       <w:pPr/>
@@ -2939,24 +1676,6 @@
         </w:rPr>
         <w:t xml:space="preserve"> Bueno es Jehová á los que en él esperan, al alma que le buscare.</w:t>
       </w:r>
-      <w:r>
-        <w:rPr>
-          <w:lang w:val="es_ES" w:bidi="es_ES"/>
-        </w:rPr>
-      </w:r>
-      <w:r>
-        <w:rPr>
-          <w:lang w:val="es_ES" w:bidi="es_ES"/>
-        </w:rPr>
-      </w:r>
-    </w:p>
-    <w:p>
-      <w:pPr/>
-      <w:r>
-        <w:rPr>
-          <w:lang w:val="es_ES" w:bidi="es_ES"/>
-        </w:rPr>
-      </w:r>
     </w:p>
     <w:p>
       <w:pPr/>
@@ -2978,24 +1697,6 @@
         </w:rPr>
         <w:t xml:space="preserve"> Bueno es esperar callando en la salud de Jehová.</w:t>
       </w:r>
-      <w:r>
-        <w:rPr>
-          <w:lang w:val="es_ES" w:bidi="es_ES"/>
-        </w:rPr>
-      </w:r>
-      <w:r>
-        <w:rPr>
-          <w:lang w:val="es_ES" w:bidi="es_ES"/>
-        </w:rPr>
-      </w:r>
-    </w:p>
-    <w:p>
-      <w:pPr/>
-      <w:r>
-        <w:rPr>
-          <w:lang w:val="es_ES" w:bidi="es_ES"/>
-        </w:rPr>
-      </w:r>
     </w:p>
     <w:p>
       <w:pPr/>
@@ -3017,24 +1718,6 @@
         </w:rPr>
         <w:t xml:space="preserve"> Bueno es al hombre, si llevare el yugo desde su mocedad.</w:t>
       </w:r>
-      <w:r>
-        <w:rPr>
-          <w:lang w:val="es_ES" w:bidi="es_ES"/>
-        </w:rPr>
-      </w:r>
-      <w:r>
-        <w:rPr>
-          <w:lang w:val="es_ES" w:bidi="es_ES"/>
-        </w:rPr>
-      </w:r>
-    </w:p>
-    <w:p>
-      <w:pPr/>
-      <w:r>
-        <w:rPr>
-          <w:lang w:val="es_ES" w:bidi="es_ES"/>
-        </w:rPr>
-      </w:r>
     </w:p>
     <w:p>
       <w:pPr/>
@@ -3056,24 +1739,6 @@
         </w:rPr>
         <w:t xml:space="preserve"> Sentaráse solo, y callará, porque lo llevó sobre sí.</w:t>
       </w:r>
-      <w:r>
-        <w:rPr>
-          <w:lang w:val="es_ES" w:bidi="es_ES"/>
-        </w:rPr>
-      </w:r>
-      <w:r>
-        <w:rPr>
-          <w:lang w:val="es_ES" w:bidi="es_ES"/>
-        </w:rPr>
-      </w:r>
-    </w:p>
-    <w:p>
-      <w:pPr/>
-      <w:r>
-        <w:rPr>
-          <w:lang w:val="es_ES" w:bidi="es_ES"/>
-        </w:rPr>
-      </w:r>
     </w:p>
     <w:p>
       <w:pPr/>
@@ -3095,24 +1760,6 @@
         </w:rPr>
         <w:t xml:space="preserve"> Pondrá su boca en el polvo, por si quizá hay esperanza.</w:t>
       </w:r>
-      <w:r>
-        <w:rPr>
-          <w:lang w:val="es_ES" w:bidi="es_ES"/>
-        </w:rPr>
-      </w:r>
-      <w:r>
-        <w:rPr>
-          <w:lang w:val="es_ES" w:bidi="es_ES"/>
-        </w:rPr>
-      </w:r>
-    </w:p>
-    <w:p>
-      <w:pPr/>
-      <w:r>
-        <w:rPr>
-          <w:lang w:val="es_ES" w:bidi="es_ES"/>
-        </w:rPr>
-      </w:r>
     </w:p>
     <w:p>
       <w:pPr/>
@@ -3134,24 +1781,6 @@
         </w:rPr>
         <w:t xml:space="preserve"> Dará la mejilla al que le hiriere; hartaráse de afrenta.</w:t>
       </w:r>
-      <w:r>
-        <w:rPr>
-          <w:lang w:val="es_ES" w:bidi="es_ES"/>
-        </w:rPr>
-      </w:r>
-      <w:r>
-        <w:rPr>
-          <w:lang w:val="es_ES" w:bidi="es_ES"/>
-        </w:rPr>
-      </w:r>
-    </w:p>
-    <w:p>
-      <w:pPr/>
-      <w:r>
-        <w:rPr>
-          <w:lang w:val="es_ES" w:bidi="es_ES"/>
-        </w:rPr>
-      </w:r>
     </w:p>
     <w:p>
       <w:pPr/>
@@ -3173,24 +1802,6 @@
         </w:rPr>
         <w:t xml:space="preserve"> Porque el Señor no desechará para siempre:</w:t>
       </w:r>
-      <w:r>
-        <w:rPr>
-          <w:lang w:val="es_ES" w:bidi="es_ES"/>
-        </w:rPr>
-      </w:r>
-      <w:r>
-        <w:rPr>
-          <w:lang w:val="es_ES" w:bidi="es_ES"/>
-        </w:rPr>
-      </w:r>
-    </w:p>
-    <w:p>
-      <w:pPr/>
-      <w:r>
-        <w:rPr>
-          <w:lang w:val="es_ES" w:bidi="es_ES"/>
-        </w:rPr>
-      </w:r>
     </w:p>
     <w:p>
       <w:pPr/>
@@ -3212,24 +1823,6 @@
         </w:rPr>
         <w:t xml:space="preserve"> Antes si afligiere, también se compadecerá según la multitud de sus misericordias.</w:t>
       </w:r>
-      <w:r>
-        <w:rPr>
-          <w:lang w:val="es_ES" w:bidi="es_ES"/>
-        </w:rPr>
-      </w:r>
-      <w:r>
-        <w:rPr>
-          <w:lang w:val="es_ES" w:bidi="es_ES"/>
-        </w:rPr>
-      </w:r>
-    </w:p>
-    <w:p>
-      <w:pPr/>
-      <w:r>
-        <w:rPr>
-          <w:lang w:val="es_ES" w:bidi="es_ES"/>
-        </w:rPr>
-      </w:r>
     </w:p>
     <w:p>
       <w:pPr/>
@@ -3251,24 +1844,6 @@
         </w:rPr>
         <w:t xml:space="preserve"> Porque no aflige ni congoja de su corazón á los hijos de los hombres.</w:t>
       </w:r>
-      <w:r>
-        <w:rPr>
-          <w:lang w:val="es_ES" w:bidi="es_ES"/>
-        </w:rPr>
-      </w:r>
-      <w:r>
-        <w:rPr>
-          <w:lang w:val="es_ES" w:bidi="es_ES"/>
-        </w:rPr>
-      </w:r>
-    </w:p>
-    <w:p>
-      <w:pPr/>
-      <w:r>
-        <w:rPr>
-          <w:lang w:val="es_ES" w:bidi="es_ES"/>
-        </w:rPr>
-      </w:r>
     </w:p>
     <w:p>
       <w:pPr/>
@@ -3290,24 +1865,6 @@
         </w:rPr>
         <w:t xml:space="preserve"> Desmenuzar bajo de sus pies todos los encarcelados de la tierra,</w:t>
       </w:r>
-      <w:r>
-        <w:rPr>
-          <w:lang w:val="es_ES" w:bidi="es_ES"/>
-        </w:rPr>
-      </w:r>
-      <w:r>
-        <w:rPr>
-          <w:lang w:val="es_ES" w:bidi="es_ES"/>
-        </w:rPr>
-      </w:r>
-    </w:p>
-    <w:p>
-      <w:pPr/>
-      <w:r>
-        <w:rPr>
-          <w:lang w:val="es_ES" w:bidi="es_ES"/>
-        </w:rPr>
-      </w:r>
     </w:p>
     <w:p>
       <w:pPr/>
@@ -3329,24 +1886,6 @@
         </w:rPr>
         <w:t xml:space="preserve"> Hacer apartar el derecho del hombre ante la presencia del Altísimo,</w:t>
       </w:r>
-      <w:r>
-        <w:rPr>
-          <w:lang w:val="es_ES" w:bidi="es_ES"/>
-        </w:rPr>
-      </w:r>
-      <w:r>
-        <w:rPr>
-          <w:lang w:val="es_ES" w:bidi="es_ES"/>
-        </w:rPr>
-      </w:r>
-    </w:p>
-    <w:p>
-      <w:pPr/>
-      <w:r>
-        <w:rPr>
-          <w:lang w:val="es_ES" w:bidi="es_ES"/>
-        </w:rPr>
-      </w:r>
     </w:p>
     <w:p>
       <w:pPr/>
@@ -3368,24 +1907,6 @@
         </w:rPr>
         <w:t xml:space="preserve"> Trastornar al hombre en su causa, el Señor no lo sabe.</w:t>
       </w:r>
-      <w:r>
-        <w:rPr>
-          <w:lang w:val="es_ES" w:bidi="es_ES"/>
-        </w:rPr>
-      </w:r>
-      <w:r>
-        <w:rPr>
-          <w:lang w:val="es_ES" w:bidi="es_ES"/>
-        </w:rPr>
-      </w:r>
-    </w:p>
-    <w:p>
-      <w:pPr/>
-      <w:r>
-        <w:rPr>
-          <w:lang w:val="es_ES" w:bidi="es_ES"/>
-        </w:rPr>
-      </w:r>
     </w:p>
     <w:p>
       <w:pPr/>
@@ -3407,24 +1928,6 @@
         </w:rPr>
         <w:t xml:space="preserve"> ¿Quién será aquel que diga, que vino algo que el Señor no mandó?</w:t>
       </w:r>
-      <w:r>
-        <w:rPr>
-          <w:lang w:val="es_ES" w:bidi="es_ES"/>
-        </w:rPr>
-      </w:r>
-      <w:r>
-        <w:rPr>
-          <w:lang w:val="es_ES" w:bidi="es_ES"/>
-        </w:rPr>
-      </w:r>
-    </w:p>
-    <w:p>
-      <w:pPr/>
-      <w:r>
-        <w:rPr>
-          <w:lang w:val="es_ES" w:bidi="es_ES"/>
-        </w:rPr>
-      </w:r>
     </w:p>
     <w:p>
       <w:pPr/>
@@ -3446,24 +1949,6 @@
         </w:rPr>
         <w:t xml:space="preserve"> ¿De la boca del Altísimo no saldrá malo y bueno?</w:t>
       </w:r>
-      <w:r>
-        <w:rPr>
-          <w:lang w:val="es_ES" w:bidi="es_ES"/>
-        </w:rPr>
-      </w:r>
-      <w:r>
-        <w:rPr>
-          <w:lang w:val="es_ES" w:bidi="es_ES"/>
-        </w:rPr>
-      </w:r>
-    </w:p>
-    <w:p>
-      <w:pPr/>
-      <w:r>
-        <w:rPr>
-          <w:lang w:val="es_ES" w:bidi="es_ES"/>
-        </w:rPr>
-      </w:r>
     </w:p>
     <w:p>
       <w:pPr/>
@@ -3485,24 +1970,6 @@
         </w:rPr>
         <w:t xml:space="preserve"> ¿Por qué murmura el hombre viviente, el hombre en su pecado?</w:t>
       </w:r>
-      <w:r>
-        <w:rPr>
-          <w:lang w:val="es_ES" w:bidi="es_ES"/>
-        </w:rPr>
-      </w:r>
-      <w:r>
-        <w:rPr>
-          <w:lang w:val="es_ES" w:bidi="es_ES"/>
-        </w:rPr>
-      </w:r>
-    </w:p>
-    <w:p>
-      <w:pPr/>
-      <w:r>
-        <w:rPr>
-          <w:lang w:val="es_ES" w:bidi="es_ES"/>
-        </w:rPr>
-      </w:r>
     </w:p>
     <w:p>
       <w:pPr/>
@@ -3524,24 +1991,6 @@
         </w:rPr>
         <w:t xml:space="preserve"> Escudriñemos nuestros caminos, y busquemos, y volvámonos á Jehová.</w:t>
       </w:r>
-      <w:r>
-        <w:rPr>
-          <w:lang w:val="es_ES" w:bidi="es_ES"/>
-        </w:rPr>
-      </w:r>
-      <w:r>
-        <w:rPr>
-          <w:lang w:val="es_ES" w:bidi="es_ES"/>
-        </w:rPr>
-      </w:r>
-    </w:p>
-    <w:p>
-      <w:pPr/>
-      <w:r>
-        <w:rPr>
-          <w:lang w:val="es_ES" w:bidi="es_ES"/>
-        </w:rPr>
-      </w:r>
     </w:p>
     <w:p>
       <w:pPr/>
@@ -3563,24 +2012,6 @@
         </w:rPr>
         <w:t xml:space="preserve"> Levantemos nuestros corazones con las manos á Dios en los cielos.</w:t>
       </w:r>
-      <w:r>
-        <w:rPr>
-          <w:lang w:val="es_ES" w:bidi="es_ES"/>
-        </w:rPr>
-      </w:r>
-      <w:r>
-        <w:rPr>
-          <w:lang w:val="es_ES" w:bidi="es_ES"/>
-        </w:rPr>
-      </w:r>
-    </w:p>
-    <w:p>
-      <w:pPr/>
-      <w:r>
-        <w:rPr>
-          <w:lang w:val="es_ES" w:bidi="es_ES"/>
-        </w:rPr>
-      </w:r>
     </w:p>
     <w:p>
       <w:pPr/>
@@ -3602,24 +2033,6 @@
         </w:rPr>
         <w:t xml:space="preserve"> Nosotros nos hemos rebelado, y fuimos desleales; tú no perdonaste.</w:t>
       </w:r>
-      <w:r>
-        <w:rPr>
-          <w:lang w:val="es_ES" w:bidi="es_ES"/>
-        </w:rPr>
-      </w:r>
-      <w:r>
-        <w:rPr>
-          <w:lang w:val="es_ES" w:bidi="es_ES"/>
-        </w:rPr>
-      </w:r>
-    </w:p>
-    <w:p>
-      <w:pPr/>
-      <w:r>
-        <w:rPr>
-          <w:lang w:val="es_ES" w:bidi="es_ES"/>
-        </w:rPr>
-      </w:r>
     </w:p>
     <w:p>
       <w:pPr/>
@@ -3641,24 +2054,6 @@
         </w:rPr>
         <w:t xml:space="preserve"> Desplegaste la ira, y nos perseguiste; mataste, no perdonaste.</w:t>
       </w:r>
-      <w:r>
-        <w:rPr>
-          <w:lang w:val="es_ES" w:bidi="es_ES"/>
-        </w:rPr>
-      </w:r>
-      <w:r>
-        <w:rPr>
-          <w:lang w:val="es_ES" w:bidi="es_ES"/>
-        </w:rPr>
-      </w:r>
-    </w:p>
-    <w:p>
-      <w:pPr/>
-      <w:r>
-        <w:rPr>
-          <w:lang w:val="es_ES" w:bidi="es_ES"/>
-        </w:rPr>
-      </w:r>
     </w:p>
     <w:p>
       <w:pPr/>
@@ -3680,24 +2075,6 @@
         </w:rPr>
         <w:t xml:space="preserve"> Te cubriste de nube, porque no pasase la oración nuestra.</w:t>
       </w:r>
-      <w:r>
-        <w:rPr>
-          <w:lang w:val="es_ES" w:bidi="es_ES"/>
-        </w:rPr>
-      </w:r>
-      <w:r>
-        <w:rPr>
-          <w:lang w:val="es_ES" w:bidi="es_ES"/>
-        </w:rPr>
-      </w:r>
-    </w:p>
-    <w:p>
-      <w:pPr/>
-      <w:r>
-        <w:rPr>
-          <w:lang w:val="es_ES" w:bidi="es_ES"/>
-        </w:rPr>
-      </w:r>
     </w:p>
     <w:p>
       <w:pPr/>
@@ -3719,24 +2096,6 @@
         </w:rPr>
         <w:t xml:space="preserve"> Raedura y abominación nos tornaste en medio de los pueblos.</w:t>
       </w:r>
-      <w:r>
-        <w:rPr>
-          <w:lang w:val="es_ES" w:bidi="es_ES"/>
-        </w:rPr>
-      </w:r>
-      <w:r>
-        <w:rPr>
-          <w:lang w:val="es_ES" w:bidi="es_ES"/>
-        </w:rPr>
-      </w:r>
-    </w:p>
-    <w:p>
-      <w:pPr/>
-      <w:r>
-        <w:rPr>
-          <w:lang w:val="es_ES" w:bidi="es_ES"/>
-        </w:rPr>
-      </w:r>
     </w:p>
     <w:p>
       <w:pPr/>
@@ -3758,24 +2117,6 @@
         </w:rPr>
         <w:t xml:space="preserve"> Todos nuestros enemigos abrieron sobre nosotros su boca.</w:t>
       </w:r>
-      <w:r>
-        <w:rPr>
-          <w:lang w:val="es_ES" w:bidi="es_ES"/>
-        </w:rPr>
-      </w:r>
-      <w:r>
-        <w:rPr>
-          <w:lang w:val="es_ES" w:bidi="es_ES"/>
-        </w:rPr>
-      </w:r>
-    </w:p>
-    <w:p>
-      <w:pPr/>
-      <w:r>
-        <w:rPr>
-          <w:lang w:val="es_ES" w:bidi="es_ES"/>
-        </w:rPr>
-      </w:r>
     </w:p>
     <w:p>
       <w:pPr/>
@@ -3797,24 +2138,6 @@
         </w:rPr>
         <w:t xml:space="preserve"> Temor y lazo fué para nosotros, asolamiento y quebrantamiento.</w:t>
       </w:r>
-      <w:r>
-        <w:rPr>
-          <w:lang w:val="es_ES" w:bidi="es_ES"/>
-        </w:rPr>
-      </w:r>
-      <w:r>
-        <w:rPr>
-          <w:lang w:val="es_ES" w:bidi="es_ES"/>
-        </w:rPr>
-      </w:r>
-    </w:p>
-    <w:p>
-      <w:pPr/>
-      <w:r>
-        <w:rPr>
-          <w:lang w:val="es_ES" w:bidi="es_ES"/>
-        </w:rPr>
-      </w:r>
     </w:p>
     <w:p>
       <w:pPr/>
@@ -3836,24 +2159,6 @@
         </w:rPr>
         <w:t xml:space="preserve"> Ríos de aguas echan mis ojos, por el quebrantamiento de la hija de mi pueblo.</w:t>
       </w:r>
-      <w:r>
-        <w:rPr>
-          <w:lang w:val="es_ES" w:bidi="es_ES"/>
-        </w:rPr>
-      </w:r>
-      <w:r>
-        <w:rPr>
-          <w:lang w:val="es_ES" w:bidi="es_ES"/>
-        </w:rPr>
-      </w:r>
-    </w:p>
-    <w:p>
-      <w:pPr/>
-      <w:r>
-        <w:rPr>
-          <w:lang w:val="es_ES" w:bidi="es_ES"/>
-        </w:rPr>
-      </w:r>
     </w:p>
     <w:p>
       <w:pPr/>
@@ -3875,24 +2180,6 @@
         </w:rPr>
         <w:t xml:space="preserve"> Mis ojos destilan, y no cesan, porque no hay alivio,</w:t>
       </w:r>
-      <w:r>
-        <w:rPr>
-          <w:lang w:val="es_ES" w:bidi="es_ES"/>
-        </w:rPr>
-      </w:r>
-      <w:r>
-        <w:rPr>
-          <w:lang w:val="es_ES" w:bidi="es_ES"/>
-        </w:rPr>
-      </w:r>
-    </w:p>
-    <w:p>
-      <w:pPr/>
-      <w:r>
-        <w:rPr>
-          <w:lang w:val="es_ES" w:bidi="es_ES"/>
-        </w:rPr>
-      </w:r>
     </w:p>
     <w:p>
       <w:pPr/>
@@ -3914,24 +2201,6 @@
         </w:rPr>
         <w:t xml:space="preserve"> Hasta que Jehová mire y vea desde los cielos.</w:t>
       </w:r>
-      <w:r>
-        <w:rPr>
-          <w:lang w:val="es_ES" w:bidi="es_ES"/>
-        </w:rPr>
-      </w:r>
-      <w:r>
-        <w:rPr>
-          <w:lang w:val="es_ES" w:bidi="es_ES"/>
-        </w:rPr>
-      </w:r>
-    </w:p>
-    <w:p>
-      <w:pPr/>
-      <w:r>
-        <w:rPr>
-          <w:lang w:val="es_ES" w:bidi="es_ES"/>
-        </w:rPr>
-      </w:r>
     </w:p>
     <w:p>
       <w:pPr/>
@@ -3953,24 +2222,6 @@
         </w:rPr>
         <w:t xml:space="preserve"> Mis ojos contristaron mi alma, por todas las hijas de mi ciudad.</w:t>
       </w:r>
-      <w:r>
-        <w:rPr>
-          <w:lang w:val="es_ES" w:bidi="es_ES"/>
-        </w:rPr>
-      </w:r>
-      <w:r>
-        <w:rPr>
-          <w:lang w:val="es_ES" w:bidi="es_ES"/>
-        </w:rPr>
-      </w:r>
-    </w:p>
-    <w:p>
-      <w:pPr/>
-      <w:r>
-        <w:rPr>
-          <w:lang w:val="es_ES" w:bidi="es_ES"/>
-        </w:rPr>
-      </w:r>
     </w:p>
     <w:p>
       <w:pPr/>
@@ -3992,24 +2243,6 @@
         </w:rPr>
         <w:t xml:space="preserve"> Mis enemigos me dieron caza como á ave, sin por qué.</w:t>
       </w:r>
-      <w:r>
-        <w:rPr>
-          <w:lang w:val="es_ES" w:bidi="es_ES"/>
-        </w:rPr>
-      </w:r>
-      <w:r>
-        <w:rPr>
-          <w:lang w:val="es_ES" w:bidi="es_ES"/>
-        </w:rPr>
-      </w:r>
-    </w:p>
-    <w:p>
-      <w:pPr/>
-      <w:r>
-        <w:rPr>
-          <w:lang w:val="es_ES" w:bidi="es_ES"/>
-        </w:rPr>
-      </w:r>
     </w:p>
     <w:p>
       <w:pPr/>
@@ -4031,24 +2264,6 @@
         </w:rPr>
         <w:t xml:space="preserve"> Ataron mi vida en mazmorra, pusieron piedra sobre mí.</w:t>
       </w:r>
-      <w:r>
-        <w:rPr>
-          <w:lang w:val="es_ES" w:bidi="es_ES"/>
-        </w:rPr>
-      </w:r>
-      <w:r>
-        <w:rPr>
-          <w:lang w:val="es_ES" w:bidi="es_ES"/>
-        </w:rPr>
-      </w:r>
-    </w:p>
-    <w:p>
-      <w:pPr/>
-      <w:r>
-        <w:rPr>
-          <w:lang w:val="es_ES" w:bidi="es_ES"/>
-        </w:rPr>
-      </w:r>
     </w:p>
     <w:p>
       <w:pPr/>
@@ -4070,24 +2285,6 @@
         </w:rPr>
         <w:t xml:space="preserve"> Aguas de avenida vinieron sobre mi cabeza; yo dije: Muerto soy.</w:t>
       </w:r>
-      <w:r>
-        <w:rPr>
-          <w:lang w:val="es_ES" w:bidi="es_ES"/>
-        </w:rPr>
-      </w:r>
-      <w:r>
-        <w:rPr>
-          <w:lang w:val="es_ES" w:bidi="es_ES"/>
-        </w:rPr>
-      </w:r>
-    </w:p>
-    <w:p>
-      <w:pPr/>
-      <w:r>
-        <w:rPr>
-          <w:lang w:val="es_ES" w:bidi="es_ES"/>
-        </w:rPr>
-      </w:r>
     </w:p>
     <w:p>
       <w:pPr/>
@@ -4109,24 +2306,6 @@
         </w:rPr>
         <w:t xml:space="preserve"> Invoqué tu nombre, oh Jehová, desde la cárcel profunda.</w:t>
       </w:r>
-      <w:r>
-        <w:rPr>
-          <w:lang w:val="es_ES" w:bidi="es_ES"/>
-        </w:rPr>
-      </w:r>
-      <w:r>
-        <w:rPr>
-          <w:lang w:val="es_ES" w:bidi="es_ES"/>
-        </w:rPr>
-      </w:r>
-    </w:p>
-    <w:p>
-      <w:pPr/>
-      <w:r>
-        <w:rPr>
-          <w:lang w:val="es_ES" w:bidi="es_ES"/>
-        </w:rPr>
-      </w:r>
     </w:p>
     <w:p>
       <w:pPr/>
@@ -4148,24 +2327,6 @@
         </w:rPr>
         <w:t xml:space="preserve"> Oiste mi voz; no escondas tu oído á mi clamor, para mi respiro.</w:t>
       </w:r>
-      <w:r>
-        <w:rPr>
-          <w:lang w:val="es_ES" w:bidi="es_ES"/>
-        </w:rPr>
-      </w:r>
-      <w:r>
-        <w:rPr>
-          <w:lang w:val="es_ES" w:bidi="es_ES"/>
-        </w:rPr>
-      </w:r>
-    </w:p>
-    <w:p>
-      <w:pPr/>
-      <w:r>
-        <w:rPr>
-          <w:lang w:val="es_ES" w:bidi="es_ES"/>
-        </w:rPr>
-      </w:r>
     </w:p>
     <w:p>
       <w:pPr/>
@@ -4187,24 +2348,6 @@
         </w:rPr>
         <w:t xml:space="preserve"> Acercástete el día que te invoqué: dijiste: No temas.</w:t>
       </w:r>
-      <w:r>
-        <w:rPr>
-          <w:lang w:val="es_ES" w:bidi="es_ES"/>
-        </w:rPr>
-      </w:r>
-      <w:r>
-        <w:rPr>
-          <w:lang w:val="es_ES" w:bidi="es_ES"/>
-        </w:rPr>
-      </w:r>
-    </w:p>
-    <w:p>
-      <w:pPr/>
-      <w:r>
-        <w:rPr>
-          <w:lang w:val="es_ES" w:bidi="es_ES"/>
-        </w:rPr>
-      </w:r>
     </w:p>
     <w:p>
       <w:pPr/>
@@ -4226,24 +2369,6 @@
         </w:rPr>
         <w:t xml:space="preserve"> Abogaste, Señor, la causa de mi alma; redimiste mi vida.</w:t>
       </w:r>
-      <w:r>
-        <w:rPr>
-          <w:lang w:val="es_ES" w:bidi="es_ES"/>
-        </w:rPr>
-      </w:r>
-      <w:r>
-        <w:rPr>
-          <w:lang w:val="es_ES" w:bidi="es_ES"/>
-        </w:rPr>
-      </w:r>
-    </w:p>
-    <w:p>
-      <w:pPr/>
-      <w:r>
-        <w:rPr>
-          <w:lang w:val="es_ES" w:bidi="es_ES"/>
-        </w:rPr>
-      </w:r>
     </w:p>
     <w:p>
       <w:pPr/>
@@ -4265,24 +2390,6 @@
         </w:rPr>
         <w:t xml:space="preserve"> Tú has visto, oh Jehová, mi agravio; defiende mi causa.</w:t>
       </w:r>
-      <w:r>
-        <w:rPr>
-          <w:lang w:val="es_ES" w:bidi="es_ES"/>
-        </w:rPr>
-      </w:r>
-      <w:r>
-        <w:rPr>
-          <w:lang w:val="es_ES" w:bidi="es_ES"/>
-        </w:rPr>
-      </w:r>
-    </w:p>
-    <w:p>
-      <w:pPr/>
-      <w:r>
-        <w:rPr>
-          <w:lang w:val="es_ES" w:bidi="es_ES"/>
-        </w:rPr>
-      </w:r>
     </w:p>
     <w:p>
       <w:pPr/>
@@ -4304,24 +2411,6 @@
         </w:rPr>
         <w:t xml:space="preserve"> Tú has visto toda su venganza; todos sus pensamientos contra mí.</w:t>
       </w:r>
-      <w:r>
-        <w:rPr>
-          <w:lang w:val="es_ES" w:bidi="es_ES"/>
-        </w:rPr>
-      </w:r>
-      <w:r>
-        <w:rPr>
-          <w:lang w:val="es_ES" w:bidi="es_ES"/>
-        </w:rPr>
-      </w:r>
-    </w:p>
-    <w:p>
-      <w:pPr/>
-      <w:r>
-        <w:rPr>
-          <w:lang w:val="es_ES" w:bidi="es_ES"/>
-        </w:rPr>
-      </w:r>
     </w:p>
     <w:p>
       <w:pPr/>
@@ -4343,24 +2432,6 @@
         </w:rPr>
         <w:t xml:space="preserve"> Tú has oído el oprobio de ellos, oh Jehová, todas sus maquinaciones contra mí;</w:t>
       </w:r>
-      <w:r>
-        <w:rPr>
-          <w:lang w:val="es_ES" w:bidi="es_ES"/>
-        </w:rPr>
-      </w:r>
-      <w:r>
-        <w:rPr>
-          <w:lang w:val="es_ES" w:bidi="es_ES"/>
-        </w:rPr>
-      </w:r>
-    </w:p>
-    <w:p>
-      <w:pPr/>
-      <w:r>
-        <w:rPr>
-          <w:lang w:val="es_ES" w:bidi="es_ES"/>
-        </w:rPr>
-      </w:r>
     </w:p>
     <w:p>
       <w:pPr/>
@@ -4382,24 +2453,6 @@
         </w:rPr>
         <w:t xml:space="preserve"> Los dichos de los que contra mí se levantaron, y su designio contra mí todo el día.</w:t>
       </w:r>
-      <w:r>
-        <w:rPr>
-          <w:lang w:val="es_ES" w:bidi="es_ES"/>
-        </w:rPr>
-      </w:r>
-      <w:r>
-        <w:rPr>
-          <w:lang w:val="es_ES" w:bidi="es_ES"/>
-        </w:rPr>
-      </w:r>
-    </w:p>
-    <w:p>
-      <w:pPr/>
-      <w:r>
-        <w:rPr>
-          <w:lang w:val="es_ES" w:bidi="es_ES"/>
-        </w:rPr>
-      </w:r>
     </w:p>
     <w:p>
       <w:pPr/>
@@ -4421,24 +2474,6 @@
         </w:rPr>
         <w:t xml:space="preserve"> Su sentarse, y su levantarse mira: yo soy su canción.</w:t>
       </w:r>
-      <w:r>
-        <w:rPr>
-          <w:lang w:val="es_ES" w:bidi="es_ES"/>
-        </w:rPr>
-      </w:r>
-      <w:r>
-        <w:rPr>
-          <w:lang w:val="es_ES" w:bidi="es_ES"/>
-        </w:rPr>
-      </w:r>
-    </w:p>
-    <w:p>
-      <w:pPr/>
-      <w:r>
-        <w:rPr>
-          <w:lang w:val="es_ES" w:bidi="es_ES"/>
-        </w:rPr>
-      </w:r>
     </w:p>
     <w:p>
       <w:pPr/>
@@ -4460,24 +2495,6 @@
         </w:rPr>
         <w:t xml:space="preserve"> Dales el pago, oh Jehová, según la obra de sus manos.</w:t>
       </w:r>
-      <w:r>
-        <w:rPr>
-          <w:lang w:val="es_ES" w:bidi="es_ES"/>
-        </w:rPr>
-      </w:r>
-      <w:r>
-        <w:rPr>
-          <w:lang w:val="es_ES" w:bidi="es_ES"/>
-        </w:rPr>
-      </w:r>
-    </w:p>
-    <w:p>
-      <w:pPr/>
-      <w:r>
-        <w:rPr>
-          <w:lang w:val="es_ES" w:bidi="es_ES"/>
-        </w:rPr>
-      </w:r>
     </w:p>
     <w:p>
       <w:pPr/>
@@ -4499,24 +2516,6 @@
         </w:rPr>
         <w:t xml:space="preserve"> Dales ansia de corazón, tu maldición á ellos.</w:t>
       </w:r>
-      <w:r>
-        <w:rPr>
-          <w:lang w:val="es_ES" w:bidi="es_ES"/>
-        </w:rPr>
-      </w:r>
-      <w:r>
-        <w:rPr>
-          <w:lang w:val="es_ES" w:bidi="es_ES"/>
-        </w:rPr>
-      </w:r>
-    </w:p>
-    <w:p>
-      <w:pPr/>
-      <w:r>
-        <w:rPr>
-          <w:lang w:val="es_ES" w:bidi="es_ES"/>
-        </w:rPr>
-      </w:r>
     </w:p>
     <w:p>
       <w:pPr/>
@@ -4538,24 +2537,6 @@
         </w:rPr>
         <w:t xml:space="preserve"> Persíguelos en tu furor, y quebrántalos de debajo de los cielos, oh Jehová.</w:t>
       </w:r>
-      <w:r>
-        <w:rPr>
-          <w:lang w:val="es_ES" w:bidi="es_ES"/>
-        </w:rPr>
-      </w:r>
-      <w:r>
-        <w:rPr>
-          <w:lang w:val="es_ES" w:bidi="es_ES"/>
-        </w:rPr>
-      </w:r>
-    </w:p>
-    <w:p>
-      <w:pPr/>
-      <w:r>
-        <w:rPr>
-          <w:lang w:val="es_ES" w:bidi="es_ES"/>
-        </w:rPr>
-      </w:r>
     </w:p>
     <w:p>
       <w:pPr>
@@ -4565,7 +2546,7 @@
         <w:rPr>
           <w:lang w:val="es_ES" w:bidi="es_ES"/>
         </w:rPr>
-        <w:t>Lamentations 4:1</w:t>
+        <w:t>Lamentaciones 4:1</w:t>
       </w:r>
       <w:r>
         <w:rPr>
@@ -4591,25 +2572,7 @@
         <w:rPr>
           <w:lang w:val="es_ES" w:bidi="es_ES"/>
         </w:rPr>
-        <w:t xml:space="preserve"> ¡CÓMO se ha oscurecido el oro! ¡ Cómo el buen oro se ha demudado! Las piedras del santuario están esparcidas por las encrucijadas de todas las calles.</w:t>
-      </w:r>
-      <w:r>
-        <w:rPr>
-          <w:lang w:val="es_ES" w:bidi="es_ES"/>
-        </w:rPr>
-      </w:r>
-      <w:r>
-        <w:rPr>
-          <w:lang w:val="es_ES" w:bidi="es_ES"/>
-        </w:rPr>
-      </w:r>
-    </w:p>
-    <w:p>
-      <w:pPr/>
-      <w:r>
-        <w:rPr>
-          <w:lang w:val="es_ES" w:bidi="es_ES"/>
-        </w:rPr>
+        <w:t xml:space="preserve"> ¡CÓMO se ha oscurecido el oro! ¡Cómo el buen oro se ha demudado! Las piedras del santuario están esparcidas por las encrucijadas de todas las calles.</w:t>
       </w:r>
     </w:p>
     <w:p>
@@ -4632,24 +2595,6 @@
         </w:rPr>
         <w:t xml:space="preserve"> Los hijos de Sión, preciados y estimados más que el oro puro, ¡cómo son tenidos por vasos de barro, obra de manos de alfarero!</w:t>
       </w:r>
-      <w:r>
-        <w:rPr>
-          <w:lang w:val="es_ES" w:bidi="es_ES"/>
-        </w:rPr>
-      </w:r>
-      <w:r>
-        <w:rPr>
-          <w:lang w:val="es_ES" w:bidi="es_ES"/>
-        </w:rPr>
-      </w:r>
-    </w:p>
-    <w:p>
-      <w:pPr/>
-      <w:r>
-        <w:rPr>
-          <w:lang w:val="es_ES" w:bidi="es_ES"/>
-        </w:rPr>
-      </w:r>
     </w:p>
     <w:p>
       <w:pPr/>
@@ -4671,24 +2616,6 @@
         </w:rPr>
         <w:t xml:space="preserve"> Aun los monstruos marinos sacan la teta, dan de mamar á sus chiquitos: la hija de mi pueblo es cruel, como los avestruces en el desierto.</w:t>
       </w:r>
-      <w:r>
-        <w:rPr>
-          <w:lang w:val="es_ES" w:bidi="es_ES"/>
-        </w:rPr>
-      </w:r>
-      <w:r>
-        <w:rPr>
-          <w:lang w:val="es_ES" w:bidi="es_ES"/>
-        </w:rPr>
-      </w:r>
-    </w:p>
-    <w:p>
-      <w:pPr/>
-      <w:r>
-        <w:rPr>
-          <w:lang w:val="es_ES" w:bidi="es_ES"/>
-        </w:rPr>
-      </w:r>
     </w:p>
     <w:p>
       <w:pPr/>
@@ -4710,24 +2637,6 @@
         </w:rPr>
         <w:t xml:space="preserve"> La lengua del niño de teta, de sed se pegó á su paladar: los chiquitos pidieron pan, y no hubo quien se lo partiese.</w:t>
       </w:r>
-      <w:r>
-        <w:rPr>
-          <w:lang w:val="es_ES" w:bidi="es_ES"/>
-        </w:rPr>
-      </w:r>
-      <w:r>
-        <w:rPr>
-          <w:lang w:val="es_ES" w:bidi="es_ES"/>
-        </w:rPr>
-      </w:r>
-    </w:p>
-    <w:p>
-      <w:pPr/>
-      <w:r>
-        <w:rPr>
-          <w:lang w:val="es_ES" w:bidi="es_ES"/>
-        </w:rPr>
-      </w:r>
     </w:p>
     <w:p>
       <w:pPr/>
@@ -4749,24 +2658,6 @@
         </w:rPr>
         <w:t xml:space="preserve"> Los que comían delicadamente, asolados fueron en las calles; los que se criaron en carmesí, abrazaron los estercoleros.</w:t>
       </w:r>
-      <w:r>
-        <w:rPr>
-          <w:lang w:val="es_ES" w:bidi="es_ES"/>
-        </w:rPr>
-      </w:r>
-      <w:r>
-        <w:rPr>
-          <w:lang w:val="es_ES" w:bidi="es_ES"/>
-        </w:rPr>
-      </w:r>
-    </w:p>
-    <w:p>
-      <w:pPr/>
-      <w:r>
-        <w:rPr>
-          <w:lang w:val="es_ES" w:bidi="es_ES"/>
-        </w:rPr>
-      </w:r>
     </w:p>
     <w:p>
       <w:pPr/>
@@ -4788,24 +2679,6 @@
         </w:rPr>
         <w:t xml:space="preserve"> Y aumentóse la iniquidad de la hija de mi pueblo más que el pecado de Sodoma, que fué trastornada en un momento, y no asentaron sobre ella compañías.</w:t>
       </w:r>
-      <w:r>
-        <w:rPr>
-          <w:lang w:val="es_ES" w:bidi="es_ES"/>
-        </w:rPr>
-      </w:r>
-      <w:r>
-        <w:rPr>
-          <w:lang w:val="es_ES" w:bidi="es_ES"/>
-        </w:rPr>
-      </w:r>
-    </w:p>
-    <w:p>
-      <w:pPr/>
-      <w:r>
-        <w:rPr>
-          <w:lang w:val="es_ES" w:bidi="es_ES"/>
-        </w:rPr>
-      </w:r>
     </w:p>
     <w:p>
       <w:pPr/>
@@ -4827,24 +2700,6 @@
         </w:rPr>
         <w:t xml:space="preserve"> Sus Nazareos fueron blancos más que la nieve, más lustrosos que la leche, su compostura más rubicunda que los rubíes, más bellos que el zafiro:</w:t>
       </w:r>
-      <w:r>
-        <w:rPr>
-          <w:lang w:val="es_ES" w:bidi="es_ES"/>
-        </w:rPr>
-      </w:r>
-      <w:r>
-        <w:rPr>
-          <w:lang w:val="es_ES" w:bidi="es_ES"/>
-        </w:rPr>
-      </w:r>
-    </w:p>
-    <w:p>
-      <w:pPr/>
-      <w:r>
-        <w:rPr>
-          <w:lang w:val="es_ES" w:bidi="es_ES"/>
-        </w:rPr>
-      </w:r>
     </w:p>
     <w:p>
       <w:pPr/>
@@ -4866,24 +2721,6 @@
         </w:rPr>
         <w:t xml:space="preserve"> Oscura más que la negrura es la forma de ellos; no los conocen por las calles: su piel está pegada á sus huesos, seca como un palo.</w:t>
       </w:r>
-      <w:r>
-        <w:rPr>
-          <w:lang w:val="es_ES" w:bidi="es_ES"/>
-        </w:rPr>
-      </w:r>
-      <w:r>
-        <w:rPr>
-          <w:lang w:val="es_ES" w:bidi="es_ES"/>
-        </w:rPr>
-      </w:r>
-    </w:p>
-    <w:p>
-      <w:pPr/>
-      <w:r>
-        <w:rPr>
-          <w:lang w:val="es_ES" w:bidi="es_ES"/>
-        </w:rPr>
-      </w:r>
     </w:p>
     <w:p>
       <w:pPr/>
@@ -4905,24 +2742,6 @@
         </w:rPr>
         <w:t xml:space="preserve"> Más dichosos fueron los muertos á cuchillo que los muertos del hambre; porque éstos murieron poco á poco por falta de los frutos de la tierra.</w:t>
       </w:r>
-      <w:r>
-        <w:rPr>
-          <w:lang w:val="es_ES" w:bidi="es_ES"/>
-        </w:rPr>
-      </w:r>
-      <w:r>
-        <w:rPr>
-          <w:lang w:val="es_ES" w:bidi="es_ES"/>
-        </w:rPr>
-      </w:r>
-    </w:p>
-    <w:p>
-      <w:pPr/>
-      <w:r>
-        <w:rPr>
-          <w:lang w:val="es_ES" w:bidi="es_ES"/>
-        </w:rPr>
-      </w:r>
     </w:p>
     <w:p>
       <w:pPr/>
@@ -4944,24 +2763,6 @@
         </w:rPr>
         <w:t xml:space="preserve"> Las manos de las mujeres piadosas cocieron á sus hijos; fuéronles comida en el quebrantamiento de la hija de mi pueblo.</w:t>
       </w:r>
-      <w:r>
-        <w:rPr>
-          <w:lang w:val="es_ES" w:bidi="es_ES"/>
-        </w:rPr>
-      </w:r>
-      <w:r>
-        <w:rPr>
-          <w:lang w:val="es_ES" w:bidi="es_ES"/>
-        </w:rPr>
-      </w:r>
-    </w:p>
-    <w:p>
-      <w:pPr/>
-      <w:r>
-        <w:rPr>
-          <w:lang w:val="es_ES" w:bidi="es_ES"/>
-        </w:rPr>
-      </w:r>
     </w:p>
     <w:p>
       <w:pPr/>
@@ -4983,24 +2784,6 @@
         </w:rPr>
         <w:t xml:space="preserve"> Cumplió Jehová su enojo, derramó el ardor de su ira; y encendió fuego en Sión, que consumió sus fundamentos.</w:t>
       </w:r>
-      <w:r>
-        <w:rPr>
-          <w:lang w:val="es_ES" w:bidi="es_ES"/>
-        </w:rPr>
-      </w:r>
-      <w:r>
-        <w:rPr>
-          <w:lang w:val="es_ES" w:bidi="es_ES"/>
-        </w:rPr>
-      </w:r>
-    </w:p>
-    <w:p>
-      <w:pPr/>
-      <w:r>
-        <w:rPr>
-          <w:lang w:val="es_ES" w:bidi="es_ES"/>
-        </w:rPr>
-      </w:r>
     </w:p>
     <w:p>
       <w:pPr/>
@@ -5022,24 +2805,6 @@
         </w:rPr>
         <w:t xml:space="preserve"> Nunca los reyes de la tierra, ni todos los que habitan en el mundo, creyeron que el enemigo y el adversario entrara por las puertas de Jerusalem.</w:t>
       </w:r>
-      <w:r>
-        <w:rPr>
-          <w:lang w:val="es_ES" w:bidi="es_ES"/>
-        </w:rPr>
-      </w:r>
-      <w:r>
-        <w:rPr>
-          <w:lang w:val="es_ES" w:bidi="es_ES"/>
-        </w:rPr>
-      </w:r>
-    </w:p>
-    <w:p>
-      <w:pPr/>
-      <w:r>
-        <w:rPr>
-          <w:lang w:val="es_ES" w:bidi="es_ES"/>
-        </w:rPr>
-      </w:r>
     </w:p>
     <w:p>
       <w:pPr/>
@@ -5061,24 +2826,6 @@
         </w:rPr>
         <w:t xml:space="preserve"> Es por los pecados de sus profetas, por las maldades de sus sacerdotes, que derramaron en medio de ella la sangre de los justos.</w:t>
       </w:r>
-      <w:r>
-        <w:rPr>
-          <w:lang w:val="es_ES" w:bidi="es_ES"/>
-        </w:rPr>
-      </w:r>
-      <w:r>
-        <w:rPr>
-          <w:lang w:val="es_ES" w:bidi="es_ES"/>
-        </w:rPr>
-      </w:r>
-    </w:p>
-    <w:p>
-      <w:pPr/>
-      <w:r>
-        <w:rPr>
-          <w:lang w:val="es_ES" w:bidi="es_ES"/>
-        </w:rPr>
-      </w:r>
     </w:p>
     <w:p>
       <w:pPr/>
@@ -5100,24 +2847,6 @@
         </w:rPr>
         <w:t xml:space="preserve"> Titubearon como ciegos en las calles, fueron contaminados en sangre, de modo que no pudiesen tocar á sus vestiduras.</w:t>
       </w:r>
-      <w:r>
-        <w:rPr>
-          <w:lang w:val="es_ES" w:bidi="es_ES"/>
-        </w:rPr>
-      </w:r>
-      <w:r>
-        <w:rPr>
-          <w:lang w:val="es_ES" w:bidi="es_ES"/>
-        </w:rPr>
-      </w:r>
-    </w:p>
-    <w:p>
-      <w:pPr/>
-      <w:r>
-        <w:rPr>
-          <w:lang w:val="es_ES" w:bidi="es_ES"/>
-        </w:rPr>
-      </w:r>
     </w:p>
     <w:p>
       <w:pPr/>
@@ -5139,24 +2868,6 @@
         </w:rPr>
         <w:t xml:space="preserve"> Apartaos ¡inmundos!, les gritaban, Apartaos, apartaos, no toquéis. Cuando huyeron y fueron dispersos, dijeron entre las gentes: Nunca más morarán aquí.</w:t>
       </w:r>
-      <w:r>
-        <w:rPr>
-          <w:lang w:val="es_ES" w:bidi="es_ES"/>
-        </w:rPr>
-      </w:r>
-      <w:r>
-        <w:rPr>
-          <w:lang w:val="es_ES" w:bidi="es_ES"/>
-        </w:rPr>
-      </w:r>
-    </w:p>
-    <w:p>
-      <w:pPr/>
-      <w:r>
-        <w:rPr>
-          <w:lang w:val="es_ES" w:bidi="es_ES"/>
-        </w:rPr>
-      </w:r>
     </w:p>
     <w:p>
       <w:pPr/>
@@ -5178,24 +2889,6 @@
         </w:rPr>
         <w:t xml:space="preserve"> La ira de Jehová los apartó, no los mirará más: no respetaron la faz de los sacerdotes, ni tuvieron compasión de los viejos.</w:t>
       </w:r>
-      <w:r>
-        <w:rPr>
-          <w:lang w:val="es_ES" w:bidi="es_ES"/>
-        </w:rPr>
-      </w:r>
-      <w:r>
-        <w:rPr>
-          <w:lang w:val="es_ES" w:bidi="es_ES"/>
-        </w:rPr>
-      </w:r>
-    </w:p>
-    <w:p>
-      <w:pPr/>
-      <w:r>
-        <w:rPr>
-          <w:lang w:val="es_ES" w:bidi="es_ES"/>
-        </w:rPr>
-      </w:r>
     </w:p>
     <w:p>
       <w:pPr/>
@@ -5217,24 +2910,6 @@
         </w:rPr>
         <w:t xml:space="preserve"> Aun nos han desfallecido nuestros ojos tras nuestro vano socorro: en nuestra esperanza aguardamos gente que no puede salvar.</w:t>
       </w:r>
-      <w:r>
-        <w:rPr>
-          <w:lang w:val="es_ES" w:bidi="es_ES"/>
-        </w:rPr>
-      </w:r>
-      <w:r>
-        <w:rPr>
-          <w:lang w:val="es_ES" w:bidi="es_ES"/>
-        </w:rPr>
-      </w:r>
-    </w:p>
-    <w:p>
-      <w:pPr/>
-      <w:r>
-        <w:rPr>
-          <w:lang w:val="es_ES" w:bidi="es_ES"/>
-        </w:rPr>
-      </w:r>
     </w:p>
     <w:p>
       <w:pPr/>
@@ -5256,24 +2931,6 @@
         </w:rPr>
         <w:t xml:space="preserve"> Cazaron nuestros pasos, que no anduviésemos por nuestras calles: acercóse nuestro fin, cumpliéronse nuestros días; porque nuestro fin vino.</w:t>
       </w:r>
-      <w:r>
-        <w:rPr>
-          <w:lang w:val="es_ES" w:bidi="es_ES"/>
-        </w:rPr>
-      </w:r>
-      <w:r>
-        <w:rPr>
-          <w:lang w:val="es_ES" w:bidi="es_ES"/>
-        </w:rPr>
-      </w:r>
-    </w:p>
-    <w:p>
-      <w:pPr/>
-      <w:r>
-        <w:rPr>
-          <w:lang w:val="es_ES" w:bidi="es_ES"/>
-        </w:rPr>
-      </w:r>
     </w:p>
     <w:p>
       <w:pPr/>
@@ -5295,24 +2952,6 @@
         </w:rPr>
         <w:t xml:space="preserve"> Ligeros fueron nuestros perseguidores más que las águilas del cielo: sobre los montes nos persiguieron, en el desierto nos pusieron emboscadas.</w:t>
       </w:r>
-      <w:r>
-        <w:rPr>
-          <w:lang w:val="es_ES" w:bidi="es_ES"/>
-        </w:rPr>
-      </w:r>
-      <w:r>
-        <w:rPr>
-          <w:lang w:val="es_ES" w:bidi="es_ES"/>
-        </w:rPr>
-      </w:r>
-    </w:p>
-    <w:p>
-      <w:pPr/>
-      <w:r>
-        <w:rPr>
-          <w:lang w:val="es_ES" w:bidi="es_ES"/>
-        </w:rPr>
-      </w:r>
     </w:p>
     <w:p>
       <w:pPr/>
@@ -5334,24 +2973,6 @@
         </w:rPr>
         <w:t xml:space="preserve"> El resuello de nuestras narices, el ungido de Jehová, de quien habíamos dicho: A su sombra tendremos vida entre las gentes: fué preso en sus hoyos.</w:t>
       </w:r>
-      <w:r>
-        <w:rPr>
-          <w:lang w:val="es_ES" w:bidi="es_ES"/>
-        </w:rPr>
-      </w:r>
-      <w:r>
-        <w:rPr>
-          <w:lang w:val="es_ES" w:bidi="es_ES"/>
-        </w:rPr>
-      </w:r>
-    </w:p>
-    <w:p>
-      <w:pPr/>
-      <w:r>
-        <w:rPr>
-          <w:lang w:val="es_ES" w:bidi="es_ES"/>
-        </w:rPr>
-      </w:r>
     </w:p>
     <w:p>
       <w:pPr/>
@@ -5373,24 +2994,6 @@
         </w:rPr>
         <w:t xml:space="preserve"> Gózate y alégrate, hija de Edom, la que habitas en tierra de Hus: aun hasta ti pasará el cáliz; embriagarte has, y vomitarás.</w:t>
       </w:r>
-      <w:r>
-        <w:rPr>
-          <w:lang w:val="es_ES" w:bidi="es_ES"/>
-        </w:rPr>
-      </w:r>
-      <w:r>
-        <w:rPr>
-          <w:lang w:val="es_ES" w:bidi="es_ES"/>
-        </w:rPr>
-      </w:r>
-    </w:p>
-    <w:p>
-      <w:pPr/>
-      <w:r>
-        <w:rPr>
-          <w:lang w:val="es_ES" w:bidi="es_ES"/>
-        </w:rPr>
-      </w:r>
     </w:p>
     <w:p>
       <w:pPr/>
@@ -5412,24 +3015,6 @@
         </w:rPr>
         <w:t xml:space="preserve"> Cumplido es tu castigo, oh hija de Sión: nunca más te hará trasportar. Visitará tu iniquidad, oh hija de Edom; descubrirá tus pecados.</w:t>
       </w:r>
-      <w:r>
-        <w:rPr>
-          <w:lang w:val="es_ES" w:bidi="es_ES"/>
-        </w:rPr>
-      </w:r>
-      <w:r>
-        <w:rPr>
-          <w:lang w:val="es_ES" w:bidi="es_ES"/>
-        </w:rPr>
-      </w:r>
-    </w:p>
-    <w:p>
-      <w:pPr/>
-      <w:r>
-        <w:rPr>
-          <w:lang w:val="es_ES" w:bidi="es_ES"/>
-        </w:rPr>
-      </w:r>
     </w:p>
     <w:p>
       <w:pPr>
@@ -5439,7 +3024,7 @@
         <w:rPr>
           <w:lang w:val="es_ES" w:bidi="es_ES"/>
         </w:rPr>
-        <w:t>Lamentations 5:1</w:t>
+        <w:t>Lamentaciones 5:1</w:t>
       </w:r>
       <w:r>
         <w:rPr>
@@ -5467,24 +3052,6 @@
         </w:rPr>
         <w:t xml:space="preserve"> ACUÉRDATE, oh Jehová, de lo que nos ha sucedido: ve y mira nuestro oprobio.</w:t>
       </w:r>
-      <w:r>
-        <w:rPr>
-          <w:lang w:val="es_ES" w:bidi="es_ES"/>
-        </w:rPr>
-      </w:r>
-      <w:r>
-        <w:rPr>
-          <w:lang w:val="es_ES" w:bidi="es_ES"/>
-        </w:rPr>
-      </w:r>
-    </w:p>
-    <w:p>
-      <w:pPr/>
-      <w:r>
-        <w:rPr>
-          <w:lang w:val="es_ES" w:bidi="es_ES"/>
-        </w:rPr>
-      </w:r>
     </w:p>
     <w:p>
       <w:pPr/>
@@ -5506,24 +3073,6 @@
         </w:rPr>
         <w:t xml:space="preserve"> Nuestra heredad se ha vuelto á extraños, nuestras casas á forasteros.</w:t>
       </w:r>
-      <w:r>
-        <w:rPr>
-          <w:lang w:val="es_ES" w:bidi="es_ES"/>
-        </w:rPr>
-      </w:r>
-      <w:r>
-        <w:rPr>
-          <w:lang w:val="es_ES" w:bidi="es_ES"/>
-        </w:rPr>
-      </w:r>
-    </w:p>
-    <w:p>
-      <w:pPr/>
-      <w:r>
-        <w:rPr>
-          <w:lang w:val="es_ES" w:bidi="es_ES"/>
-        </w:rPr>
-      </w:r>
     </w:p>
     <w:p>
       <w:pPr/>
@@ -5545,24 +3094,6 @@
         </w:rPr>
         <w:t xml:space="preserve"> Huérfanos somos sin padre, nuestras madres como viudas.</w:t>
       </w:r>
-      <w:r>
-        <w:rPr>
-          <w:lang w:val="es_ES" w:bidi="es_ES"/>
-        </w:rPr>
-      </w:r>
-      <w:r>
-        <w:rPr>
-          <w:lang w:val="es_ES" w:bidi="es_ES"/>
-        </w:rPr>
-      </w:r>
-    </w:p>
-    <w:p>
-      <w:pPr/>
-      <w:r>
-        <w:rPr>
-          <w:lang w:val="es_ES" w:bidi="es_ES"/>
-        </w:rPr>
-      </w:r>
     </w:p>
     <w:p>
       <w:pPr/>
@@ -5584,24 +3115,6 @@
         </w:rPr>
         <w:t xml:space="preserve"> Nuestra agua bebemos por dinero; nuestra leña por precio compramos.</w:t>
       </w:r>
-      <w:r>
-        <w:rPr>
-          <w:lang w:val="es_ES" w:bidi="es_ES"/>
-        </w:rPr>
-      </w:r>
-      <w:r>
-        <w:rPr>
-          <w:lang w:val="es_ES" w:bidi="es_ES"/>
-        </w:rPr>
-      </w:r>
-    </w:p>
-    <w:p>
-      <w:pPr/>
-      <w:r>
-        <w:rPr>
-          <w:lang w:val="es_ES" w:bidi="es_ES"/>
-        </w:rPr>
-      </w:r>
     </w:p>
     <w:p>
       <w:pPr/>
@@ -5623,24 +3136,6 @@
         </w:rPr>
         <w:t xml:space="preserve"> Persecución padecemos sobre nuestra cerviz: nos cansamos, y no hay para nosotros reposo.</w:t>
       </w:r>
-      <w:r>
-        <w:rPr>
-          <w:lang w:val="es_ES" w:bidi="es_ES"/>
-        </w:rPr>
-      </w:r>
-      <w:r>
-        <w:rPr>
-          <w:lang w:val="es_ES" w:bidi="es_ES"/>
-        </w:rPr>
-      </w:r>
-    </w:p>
-    <w:p>
-      <w:pPr/>
-      <w:r>
-        <w:rPr>
-          <w:lang w:val="es_ES" w:bidi="es_ES"/>
-        </w:rPr>
-      </w:r>
     </w:p>
     <w:p>
       <w:pPr/>
@@ -5662,24 +3157,6 @@
         </w:rPr>
         <w:t xml:space="preserve"> Al Egipcio y al Asirio dimos la mano, para saciarnos de pan.</w:t>
       </w:r>
-      <w:r>
-        <w:rPr>
-          <w:lang w:val="es_ES" w:bidi="es_ES"/>
-        </w:rPr>
-      </w:r>
-      <w:r>
-        <w:rPr>
-          <w:lang w:val="es_ES" w:bidi="es_ES"/>
-        </w:rPr>
-      </w:r>
-    </w:p>
-    <w:p>
-      <w:pPr/>
-      <w:r>
-        <w:rPr>
-          <w:lang w:val="es_ES" w:bidi="es_ES"/>
-        </w:rPr>
-      </w:r>
     </w:p>
     <w:p>
       <w:pPr/>
@@ -5701,24 +3178,6 @@
         </w:rPr>
         <w:t xml:space="preserve"> Nuestros padres pecaron, y son muertos; y nosotros llevamos sus castigos.</w:t>
       </w:r>
-      <w:r>
-        <w:rPr>
-          <w:lang w:val="es_ES" w:bidi="es_ES"/>
-        </w:rPr>
-      </w:r>
-      <w:r>
-        <w:rPr>
-          <w:lang w:val="es_ES" w:bidi="es_ES"/>
-        </w:rPr>
-      </w:r>
-    </w:p>
-    <w:p>
-      <w:pPr/>
-      <w:r>
-        <w:rPr>
-          <w:lang w:val="es_ES" w:bidi="es_ES"/>
-        </w:rPr>
-      </w:r>
     </w:p>
     <w:p>
       <w:pPr/>
@@ -5740,24 +3199,6 @@
         </w:rPr>
         <w:t xml:space="preserve"> Siervos se enseñorearon de nosotros; no hubo quien de su mano nos librase.</w:t>
       </w:r>
-      <w:r>
-        <w:rPr>
-          <w:lang w:val="es_ES" w:bidi="es_ES"/>
-        </w:rPr>
-      </w:r>
-      <w:r>
-        <w:rPr>
-          <w:lang w:val="es_ES" w:bidi="es_ES"/>
-        </w:rPr>
-      </w:r>
-    </w:p>
-    <w:p>
-      <w:pPr/>
-      <w:r>
-        <w:rPr>
-          <w:lang w:val="es_ES" w:bidi="es_ES"/>
-        </w:rPr>
-      </w:r>
     </w:p>
     <w:p>
       <w:pPr/>
@@ -5779,24 +3220,6 @@
         </w:rPr>
         <w:t xml:space="preserve"> Con peligro de nuestras vidas traíamos nuestro pan delante del cuchillo del desierto.</w:t>
       </w:r>
-      <w:r>
-        <w:rPr>
-          <w:lang w:val="es_ES" w:bidi="es_ES"/>
-        </w:rPr>
-      </w:r>
-      <w:r>
-        <w:rPr>
-          <w:lang w:val="es_ES" w:bidi="es_ES"/>
-        </w:rPr>
-      </w:r>
-    </w:p>
-    <w:p>
-      <w:pPr/>
-      <w:r>
-        <w:rPr>
-          <w:lang w:val="es_ES" w:bidi="es_ES"/>
-        </w:rPr>
-      </w:r>
     </w:p>
     <w:p>
       <w:pPr/>
@@ -5818,24 +3241,6 @@
         </w:rPr>
         <w:t xml:space="preserve"> Nuestra piel se ennegreció como un horno á causa del ardor del hambre.</w:t>
       </w:r>
-      <w:r>
-        <w:rPr>
-          <w:lang w:val="es_ES" w:bidi="es_ES"/>
-        </w:rPr>
-      </w:r>
-      <w:r>
-        <w:rPr>
-          <w:lang w:val="es_ES" w:bidi="es_ES"/>
-        </w:rPr>
-      </w:r>
-    </w:p>
-    <w:p>
-      <w:pPr/>
-      <w:r>
-        <w:rPr>
-          <w:lang w:val="es_ES" w:bidi="es_ES"/>
-        </w:rPr>
-      </w:r>
     </w:p>
     <w:p>
       <w:pPr/>
@@ -5857,24 +3262,6 @@
         </w:rPr>
         <w:t xml:space="preserve"> Violaron á las mujeres en Sión, á las vírgenes en las ciudades de Judá.</w:t>
       </w:r>
-      <w:r>
-        <w:rPr>
-          <w:lang w:val="es_ES" w:bidi="es_ES"/>
-        </w:rPr>
-      </w:r>
-      <w:r>
-        <w:rPr>
-          <w:lang w:val="es_ES" w:bidi="es_ES"/>
-        </w:rPr>
-      </w:r>
-    </w:p>
-    <w:p>
-      <w:pPr/>
-      <w:r>
-        <w:rPr>
-          <w:lang w:val="es_ES" w:bidi="es_ES"/>
-        </w:rPr>
-      </w:r>
     </w:p>
     <w:p>
       <w:pPr/>
@@ -5896,24 +3283,6 @@
         </w:rPr>
         <w:t xml:space="preserve"> A los príncipes colgaron por su mano; no respetaron el rostro de los viejos.</w:t>
       </w:r>
-      <w:r>
-        <w:rPr>
-          <w:lang w:val="es_ES" w:bidi="es_ES"/>
-        </w:rPr>
-      </w:r>
-      <w:r>
-        <w:rPr>
-          <w:lang w:val="es_ES" w:bidi="es_ES"/>
-        </w:rPr>
-      </w:r>
-    </w:p>
-    <w:p>
-      <w:pPr/>
-      <w:r>
-        <w:rPr>
-          <w:lang w:val="es_ES" w:bidi="es_ES"/>
-        </w:rPr>
-      </w:r>
     </w:p>
     <w:p>
       <w:pPr/>
@@ -5935,24 +3304,6 @@
         </w:rPr>
         <w:t xml:space="preserve"> Llevaron los mozos á moler, y los muchachos desfallecieron en la leña.</w:t>
       </w:r>
-      <w:r>
-        <w:rPr>
-          <w:lang w:val="es_ES" w:bidi="es_ES"/>
-        </w:rPr>
-      </w:r>
-      <w:r>
-        <w:rPr>
-          <w:lang w:val="es_ES" w:bidi="es_ES"/>
-        </w:rPr>
-      </w:r>
-    </w:p>
-    <w:p>
-      <w:pPr/>
-      <w:r>
-        <w:rPr>
-          <w:lang w:val="es_ES" w:bidi="es_ES"/>
-        </w:rPr>
-      </w:r>
     </w:p>
     <w:p>
       <w:pPr/>
@@ -5974,24 +3325,6 @@
         </w:rPr>
         <w:t xml:space="preserve"> Los ancianos cesaron de la puerta, los mancebos de sus canciones.</w:t>
       </w:r>
-      <w:r>
-        <w:rPr>
-          <w:lang w:val="es_ES" w:bidi="es_ES"/>
-        </w:rPr>
-      </w:r>
-      <w:r>
-        <w:rPr>
-          <w:lang w:val="es_ES" w:bidi="es_ES"/>
-        </w:rPr>
-      </w:r>
-    </w:p>
-    <w:p>
-      <w:pPr/>
-      <w:r>
-        <w:rPr>
-          <w:lang w:val="es_ES" w:bidi="es_ES"/>
-        </w:rPr>
-      </w:r>
     </w:p>
     <w:p>
       <w:pPr/>
@@ -6013,24 +3346,6 @@
         </w:rPr>
         <w:t xml:space="preserve"> Cesó el gozo de nuestro corazón; nuestro corro se tornó en luto.</w:t>
       </w:r>
-      <w:r>
-        <w:rPr>
-          <w:lang w:val="es_ES" w:bidi="es_ES"/>
-        </w:rPr>
-      </w:r>
-      <w:r>
-        <w:rPr>
-          <w:lang w:val="es_ES" w:bidi="es_ES"/>
-        </w:rPr>
-      </w:r>
-    </w:p>
-    <w:p>
-      <w:pPr/>
-      <w:r>
-        <w:rPr>
-          <w:lang w:val="es_ES" w:bidi="es_ES"/>
-        </w:rPr>
-      </w:r>
     </w:p>
     <w:p>
       <w:pPr/>
@@ -6052,24 +3367,6 @@
         </w:rPr>
         <w:t xml:space="preserve"> Cayó la corona de nuestra cabeza: ¡ay ahora de nosotros! porque pecamos.</w:t>
       </w:r>
-      <w:r>
-        <w:rPr>
-          <w:lang w:val="es_ES" w:bidi="es_ES"/>
-        </w:rPr>
-      </w:r>
-      <w:r>
-        <w:rPr>
-          <w:lang w:val="es_ES" w:bidi="es_ES"/>
-        </w:rPr>
-      </w:r>
-    </w:p>
-    <w:p>
-      <w:pPr/>
-      <w:r>
-        <w:rPr>
-          <w:lang w:val="es_ES" w:bidi="es_ES"/>
-        </w:rPr>
-      </w:r>
     </w:p>
     <w:p>
       <w:pPr/>
@@ -6091,24 +3388,6 @@
         </w:rPr>
         <w:t xml:space="preserve"> Por esto fué entristecido nuestro corazón, por esto se entenebrecieron nuestros ojos:</w:t>
       </w:r>
-      <w:r>
-        <w:rPr>
-          <w:lang w:val="es_ES" w:bidi="es_ES"/>
-        </w:rPr>
-      </w:r>
-      <w:r>
-        <w:rPr>
-          <w:lang w:val="es_ES" w:bidi="es_ES"/>
-        </w:rPr>
-      </w:r>
-    </w:p>
-    <w:p>
-      <w:pPr/>
-      <w:r>
-        <w:rPr>
-          <w:lang w:val="es_ES" w:bidi="es_ES"/>
-        </w:rPr>
-      </w:r>
     </w:p>
     <w:p>
       <w:pPr/>
@@ -6130,24 +3409,6 @@
         </w:rPr>
         <w:t xml:space="preserve"> Por el monte de Sión que está asolado; zorras andan en él.</w:t>
       </w:r>
-      <w:r>
-        <w:rPr>
-          <w:lang w:val="es_ES" w:bidi="es_ES"/>
-        </w:rPr>
-      </w:r>
-      <w:r>
-        <w:rPr>
-          <w:lang w:val="es_ES" w:bidi="es_ES"/>
-        </w:rPr>
-      </w:r>
-    </w:p>
-    <w:p>
-      <w:pPr/>
-      <w:r>
-        <w:rPr>
-          <w:lang w:val="es_ES" w:bidi="es_ES"/>
-        </w:rPr>
-      </w:r>
     </w:p>
     <w:p>
       <w:pPr/>
@@ -6169,24 +3430,6 @@
         </w:rPr>
         <w:t xml:space="preserve"> Mas tú, Jehová, permanecerás para siempre: tu trono de generación en generación.</w:t>
       </w:r>
-      <w:r>
-        <w:rPr>
-          <w:lang w:val="es_ES" w:bidi="es_ES"/>
-        </w:rPr>
-      </w:r>
-      <w:r>
-        <w:rPr>
-          <w:lang w:val="es_ES" w:bidi="es_ES"/>
-        </w:rPr>
-      </w:r>
-    </w:p>
-    <w:p>
-      <w:pPr/>
-      <w:r>
-        <w:rPr>
-          <w:lang w:val="es_ES" w:bidi="es_ES"/>
-        </w:rPr>
-      </w:r>
     </w:p>
     <w:p>
       <w:pPr/>
@@ -6208,24 +3451,6 @@
         </w:rPr>
         <w:t xml:space="preserve"> ¿Por qué te olvidarás para siempre de nosotros, y nos dejarás por largos días?</w:t>
       </w:r>
-      <w:r>
-        <w:rPr>
-          <w:lang w:val="es_ES" w:bidi="es_ES"/>
-        </w:rPr>
-      </w:r>
-      <w:r>
-        <w:rPr>
-          <w:lang w:val="es_ES" w:bidi="es_ES"/>
-        </w:rPr>
-      </w:r>
-    </w:p>
-    <w:p>
-      <w:pPr/>
-      <w:r>
-        <w:rPr>
-          <w:lang w:val="es_ES" w:bidi="es_ES"/>
-        </w:rPr>
-      </w:r>
     </w:p>
     <w:p>
       <w:pPr/>
@@ -6247,24 +3472,6 @@
         </w:rPr>
         <w:t xml:space="preserve"> Vuélvenos, oh Jehová, á ti, y nos volveremos: renueva nuestros días como al principio.</w:t>
       </w:r>
-      <w:r>
-        <w:rPr>
-          <w:lang w:val="es_ES" w:bidi="es_ES"/>
-        </w:rPr>
-      </w:r>
-      <w:r>
-        <w:rPr>
-          <w:lang w:val="es_ES" w:bidi="es_ES"/>
-        </w:rPr>
-      </w:r>
-    </w:p>
-    <w:p>
-      <w:pPr/>
-      <w:r>
-        <w:rPr>
-          <w:lang w:val="es_ES" w:bidi="es_ES"/>
-        </w:rPr>
-      </w:r>
     </w:p>
     <w:p>
       <w:pPr/>
@@ -6285,16 +3492,6 @@
           <w:lang w:val="es_ES" w:bidi="es_ES"/>
         </w:rPr>
         <w:t xml:space="preserve"> Porque repeliendo nos has desechado; te has airado contra nosotros en gran manera.</w:t>
-      </w:r>
-      <w:r>
-        <w:rPr>
-          <w:lang w:val="es_ES" w:bidi="es_ES"/>
-        </w:rPr>
-      </w:r>
-      <w:r>
-        <w:rPr>
-          <w:lang w:val="es_ES" w:bidi="es_ES"/>
-        </w:rPr>
       </w:r>
     </w:p>
     <w:sectPr>
